--- a/docs/Synopsis.docx
+++ b/docs/Synopsis.docx
@@ -21,6 +21,15 @@
         </w:rPr>
         <w:t>DESKRIPSI APLIKASI</w:t>
       </w:r>
+      <w:r>
+        <w:rPr>
+          <w:rFonts w:ascii="Times New Roman" w:hAnsi="Times New Roman" w:cs="Times New Roman"/>
+          <w:b/>
+          <w:bCs/>
+          <w:lang w:val="en-ID"/>
+        </w:rPr>
+        <w:t xml:space="preserve"> CARDIOMONITOR</w:t>
+      </w:r>
     </w:p>
     <w:p>
       <w:pPr>
@@ -29,165 +38,12 @@
           <w:lang w:val="en-ID"/>
         </w:rPr>
       </w:pPr>
-      <w:proofErr w:type="spellStart"/>
-      <w:r>
-        <w:rPr>
-          <w:rFonts w:ascii="Times New Roman" w:hAnsi="Times New Roman" w:cs="Times New Roman"/>
-          <w:lang w:val="en-ID"/>
-        </w:rPr>
-        <w:t>CardioMonitor</w:t>
-      </w:r>
-      <w:proofErr w:type="spellEnd"/>
-      <w:r>
-        <w:rPr>
-          <w:rFonts w:ascii="Times New Roman" w:hAnsi="Times New Roman" w:cs="Times New Roman"/>
-          <w:lang w:val="en-ID"/>
-        </w:rPr>
-        <w:t xml:space="preserve"> </w:t>
-      </w:r>
-      <w:proofErr w:type="spellStart"/>
-      <w:r>
-        <w:rPr>
-          <w:rFonts w:ascii="Times New Roman" w:hAnsi="Times New Roman" w:cs="Times New Roman"/>
-          <w:lang w:val="en-ID"/>
-        </w:rPr>
-        <w:t>adalah</w:t>
-      </w:r>
-      <w:proofErr w:type="spellEnd"/>
-      <w:r>
-        <w:rPr>
-          <w:rFonts w:ascii="Times New Roman" w:hAnsi="Times New Roman" w:cs="Times New Roman"/>
-          <w:lang w:val="en-ID"/>
-        </w:rPr>
-        <w:t xml:space="preserve"> </w:t>
-      </w:r>
-      <w:proofErr w:type="spellStart"/>
-      <w:r>
-        <w:rPr>
-          <w:rFonts w:ascii="Times New Roman" w:hAnsi="Times New Roman" w:cs="Times New Roman"/>
-          <w:lang w:val="en-ID"/>
-        </w:rPr>
-        <w:t>aplikasi</w:t>
-      </w:r>
-      <w:proofErr w:type="spellEnd"/>
-      <w:r>
-        <w:rPr>
-          <w:rFonts w:ascii="Times New Roman" w:hAnsi="Times New Roman" w:cs="Times New Roman"/>
-          <w:lang w:val="en-ID"/>
-        </w:rPr>
-        <w:t xml:space="preserve"> web yang </w:t>
-      </w:r>
-      <w:proofErr w:type="spellStart"/>
-      <w:r>
-        <w:rPr>
-          <w:rFonts w:ascii="Times New Roman" w:hAnsi="Times New Roman" w:cs="Times New Roman"/>
-          <w:lang w:val="en-ID"/>
-        </w:rPr>
-        <w:t>dirancang</w:t>
-      </w:r>
-      <w:proofErr w:type="spellEnd"/>
-      <w:r>
-        <w:rPr>
-          <w:rFonts w:ascii="Times New Roman" w:hAnsi="Times New Roman" w:cs="Times New Roman"/>
-          <w:lang w:val="en-ID"/>
-        </w:rPr>
-        <w:t xml:space="preserve"> </w:t>
-      </w:r>
-      <w:proofErr w:type="spellStart"/>
-      <w:r>
-        <w:rPr>
-          <w:rFonts w:ascii="Times New Roman" w:hAnsi="Times New Roman" w:cs="Times New Roman"/>
-          <w:lang w:val="en-ID"/>
-        </w:rPr>
-        <w:t>untuk</w:t>
-      </w:r>
-      <w:proofErr w:type="spellEnd"/>
-      <w:r>
-        <w:rPr>
-          <w:rFonts w:ascii="Times New Roman" w:hAnsi="Times New Roman" w:cs="Times New Roman"/>
-          <w:lang w:val="en-ID"/>
-        </w:rPr>
-        <w:t xml:space="preserve"> </w:t>
-      </w:r>
-      <w:proofErr w:type="spellStart"/>
-      <w:r>
-        <w:rPr>
-          <w:rFonts w:ascii="Times New Roman" w:hAnsi="Times New Roman" w:cs="Times New Roman"/>
-          <w:lang w:val="en-ID"/>
-        </w:rPr>
-        <w:t>memantau</w:t>
-      </w:r>
-      <w:proofErr w:type="spellEnd"/>
-      <w:r>
-        <w:rPr>
-          <w:rFonts w:ascii="Times New Roman" w:hAnsi="Times New Roman" w:cs="Times New Roman"/>
-          <w:lang w:val="en-ID"/>
-        </w:rPr>
-        <w:t xml:space="preserve"> dan </w:t>
-      </w:r>
-      <w:proofErr w:type="spellStart"/>
-      <w:r>
-        <w:rPr>
-          <w:rFonts w:ascii="Times New Roman" w:hAnsi="Times New Roman" w:cs="Times New Roman"/>
-          <w:lang w:val="en-ID"/>
-        </w:rPr>
-        <w:t>mengklasifikasikan</w:t>
-      </w:r>
-      <w:proofErr w:type="spellEnd"/>
-      <w:r>
-        <w:rPr>
-          <w:rFonts w:ascii="Times New Roman" w:hAnsi="Times New Roman" w:cs="Times New Roman"/>
-          <w:lang w:val="en-ID"/>
-        </w:rPr>
-        <w:t xml:space="preserve"> </w:t>
-      </w:r>
-      <w:proofErr w:type="spellStart"/>
-      <w:r>
-        <w:rPr>
-          <w:rFonts w:ascii="Times New Roman" w:hAnsi="Times New Roman" w:cs="Times New Roman"/>
-          <w:lang w:val="en-ID"/>
-        </w:rPr>
-        <w:t>detak</w:t>
-      </w:r>
-      <w:proofErr w:type="spellEnd"/>
-      <w:r>
-        <w:rPr>
-          <w:rFonts w:ascii="Times New Roman" w:hAnsi="Times New Roman" w:cs="Times New Roman"/>
-          <w:lang w:val="en-ID"/>
-        </w:rPr>
-        <w:t xml:space="preserve"> </w:t>
-      </w:r>
-      <w:proofErr w:type="spellStart"/>
-      <w:r>
-        <w:rPr>
-          <w:rFonts w:ascii="Times New Roman" w:hAnsi="Times New Roman" w:cs="Times New Roman"/>
-          <w:lang w:val="en-ID"/>
-        </w:rPr>
-        <w:t>jantung</w:t>
-      </w:r>
-      <w:proofErr w:type="spellEnd"/>
-      <w:r>
-        <w:rPr>
-          <w:rFonts w:ascii="Times New Roman" w:hAnsi="Times New Roman" w:cs="Times New Roman"/>
-          <w:lang w:val="en-ID"/>
-        </w:rPr>
-        <w:t xml:space="preserve"> ECG </w:t>
-      </w:r>
-      <w:proofErr w:type="spellStart"/>
-      <w:r>
-        <w:rPr>
-          <w:rFonts w:ascii="Times New Roman" w:hAnsi="Times New Roman" w:cs="Times New Roman"/>
-          <w:lang w:val="en-ID"/>
-        </w:rPr>
-        <w:t>secara</w:t>
-      </w:r>
-      <w:proofErr w:type="spellEnd"/>
-      <w:r>
-        <w:rPr>
-          <w:rFonts w:ascii="Times New Roman" w:hAnsi="Times New Roman" w:cs="Times New Roman"/>
-          <w:lang w:val="en-ID"/>
-        </w:rPr>
-        <w:t xml:space="preserve"> </w:t>
+      <w:r>
+        <w:rPr>
+          <w:rFonts w:ascii="Times New Roman" w:hAnsi="Times New Roman" w:cs="Times New Roman"/>
+          <w:lang w:val="en-ID"/>
+        </w:rPr>
+        <w:t xml:space="preserve">CardioMonitor adalah aplikasi web yang dirancang untuk memantau dan mengklasifikasikan detak jantung ECG secara </w:t>
       </w:r>
       <w:r>
         <w:rPr>
@@ -198,53 +54,12 @@
         </w:rPr>
         <w:t xml:space="preserve">real time </w:t>
       </w:r>
-      <w:proofErr w:type="spellStart"/>
-      <w:r>
-        <w:rPr>
-          <w:rFonts w:ascii="Times New Roman" w:hAnsi="Times New Roman" w:cs="Times New Roman"/>
-          <w:lang w:val="en-ID"/>
-        </w:rPr>
-        <w:t>dengan</w:t>
-      </w:r>
-      <w:proofErr w:type="spellEnd"/>
-      <w:r>
-        <w:rPr>
-          <w:rFonts w:ascii="Times New Roman" w:hAnsi="Times New Roman" w:cs="Times New Roman"/>
-          <w:lang w:val="en-ID"/>
-        </w:rPr>
-        <w:t xml:space="preserve"> </w:t>
-      </w:r>
-      <w:proofErr w:type="spellStart"/>
-      <w:r>
-        <w:rPr>
-          <w:rFonts w:ascii="Times New Roman" w:hAnsi="Times New Roman" w:cs="Times New Roman"/>
-          <w:lang w:val="en-ID"/>
-        </w:rPr>
-        <w:t>bantuan</w:t>
-      </w:r>
-      <w:proofErr w:type="spellEnd"/>
-      <w:r>
-        <w:rPr>
-          <w:rFonts w:ascii="Times New Roman" w:hAnsi="Times New Roman" w:cs="Times New Roman"/>
-          <w:lang w:val="en-ID"/>
-        </w:rPr>
-        <w:t xml:space="preserve"> </w:t>
-      </w:r>
-      <w:proofErr w:type="spellStart"/>
-      <w:r>
-        <w:rPr>
-          <w:rFonts w:ascii="Times New Roman" w:hAnsi="Times New Roman" w:cs="Times New Roman"/>
-          <w:lang w:val="en-ID"/>
-        </w:rPr>
-        <w:t>teknologi</w:t>
-      </w:r>
-      <w:proofErr w:type="spellEnd"/>
-      <w:r>
-        <w:rPr>
-          <w:rFonts w:ascii="Times New Roman" w:hAnsi="Times New Roman" w:cs="Times New Roman"/>
-          <w:lang w:val="en-ID"/>
-        </w:rPr>
-        <w:t xml:space="preserve"> </w:t>
+      <w:r>
+        <w:rPr>
+          <w:rFonts w:ascii="Times New Roman" w:hAnsi="Times New Roman" w:cs="Times New Roman"/>
+          <w:lang w:val="en-ID"/>
+        </w:rPr>
+        <w:t xml:space="preserve">dengan bantuan teknologi </w:t>
       </w:r>
       <w:r>
         <w:rPr>
@@ -260,55 +75,7 @@
           <w:rFonts w:ascii="Times New Roman" w:hAnsi="Times New Roman" w:cs="Times New Roman"/>
           <w:lang w:val="en-ID"/>
         </w:rPr>
-        <w:t xml:space="preserve">. </w:t>
-      </w:r>
-      <w:proofErr w:type="spellStart"/>
-      <w:r>
-        <w:rPr>
-          <w:rFonts w:ascii="Times New Roman" w:hAnsi="Times New Roman" w:cs="Times New Roman"/>
-          <w:lang w:val="en-ID"/>
-        </w:rPr>
-        <w:t>Aplikasi</w:t>
-      </w:r>
-      <w:proofErr w:type="spellEnd"/>
-      <w:r>
-        <w:rPr>
-          <w:rFonts w:ascii="Times New Roman" w:hAnsi="Times New Roman" w:cs="Times New Roman"/>
-          <w:lang w:val="en-ID"/>
-        </w:rPr>
-        <w:t xml:space="preserve"> </w:t>
-      </w:r>
-      <w:proofErr w:type="spellStart"/>
-      <w:r>
-        <w:rPr>
-          <w:rFonts w:ascii="Times New Roman" w:hAnsi="Times New Roman" w:cs="Times New Roman"/>
-          <w:lang w:val="en-ID"/>
-        </w:rPr>
-        <w:t>ini</w:t>
-      </w:r>
-      <w:proofErr w:type="spellEnd"/>
-      <w:r>
-        <w:rPr>
-          <w:rFonts w:ascii="Times New Roman" w:hAnsi="Times New Roman" w:cs="Times New Roman"/>
-          <w:lang w:val="en-ID"/>
-        </w:rPr>
-        <w:t xml:space="preserve"> </w:t>
-      </w:r>
-      <w:proofErr w:type="spellStart"/>
-      <w:r>
-        <w:rPr>
-          <w:rFonts w:ascii="Times New Roman" w:hAnsi="Times New Roman" w:cs="Times New Roman"/>
-          <w:lang w:val="en-ID"/>
-        </w:rPr>
-        <w:t>menggunakan</w:t>
-      </w:r>
-      <w:proofErr w:type="spellEnd"/>
-      <w:r>
-        <w:rPr>
-          <w:rFonts w:ascii="Times New Roman" w:hAnsi="Times New Roman" w:cs="Times New Roman"/>
-          <w:lang w:val="en-ID"/>
-        </w:rPr>
-        <w:t xml:space="preserve"> model </w:t>
+        <w:t xml:space="preserve">. Aplikasi ini menggunakan model </w:t>
       </w:r>
       <w:r>
         <w:rPr>
@@ -324,55 +91,7 @@
           <w:rFonts w:ascii="Times New Roman" w:hAnsi="Times New Roman" w:cs="Times New Roman"/>
           <w:lang w:val="en-ID"/>
         </w:rPr>
-        <w:t xml:space="preserve"> CNN1D yang </w:t>
-      </w:r>
-      <w:proofErr w:type="spellStart"/>
-      <w:r>
-        <w:rPr>
-          <w:rFonts w:ascii="Times New Roman" w:hAnsi="Times New Roman" w:cs="Times New Roman"/>
-          <w:lang w:val="en-ID"/>
-        </w:rPr>
-        <w:t>diekspor</w:t>
-      </w:r>
-      <w:proofErr w:type="spellEnd"/>
-      <w:r>
-        <w:rPr>
-          <w:rFonts w:ascii="Times New Roman" w:hAnsi="Times New Roman" w:cs="Times New Roman"/>
-          <w:lang w:val="en-ID"/>
-        </w:rPr>
-        <w:t xml:space="preserve"> </w:t>
-      </w:r>
-      <w:proofErr w:type="spellStart"/>
-      <w:r>
-        <w:rPr>
-          <w:rFonts w:ascii="Times New Roman" w:hAnsi="Times New Roman" w:cs="Times New Roman"/>
-          <w:lang w:val="en-ID"/>
-        </w:rPr>
-        <w:t>ke</w:t>
-      </w:r>
-      <w:proofErr w:type="spellEnd"/>
-      <w:r>
-        <w:rPr>
-          <w:rFonts w:ascii="Times New Roman" w:hAnsi="Times New Roman" w:cs="Times New Roman"/>
-          <w:lang w:val="en-ID"/>
-        </w:rPr>
-        <w:t xml:space="preserve"> format ONNX </w:t>
-      </w:r>
-      <w:proofErr w:type="spellStart"/>
-      <w:r>
-        <w:rPr>
-          <w:rFonts w:ascii="Times New Roman" w:hAnsi="Times New Roman" w:cs="Times New Roman"/>
-          <w:lang w:val="en-ID"/>
-        </w:rPr>
-        <w:t>untuk</w:t>
-      </w:r>
-      <w:proofErr w:type="spellEnd"/>
-      <w:r>
-        <w:rPr>
-          <w:rFonts w:ascii="Times New Roman" w:hAnsi="Times New Roman" w:cs="Times New Roman"/>
-          <w:lang w:val="en-ID"/>
-        </w:rPr>
-        <w:t xml:space="preserve"> </w:t>
+        <w:t xml:space="preserve"> CNN1D yang diekspor ke format ONNX untuk </w:t>
       </w:r>
       <w:r>
         <w:rPr>
@@ -388,167 +107,7 @@
           <w:rFonts w:ascii="Times New Roman" w:hAnsi="Times New Roman" w:cs="Times New Roman"/>
           <w:lang w:val="en-ID"/>
         </w:rPr>
-        <w:t xml:space="preserve"> yang </w:t>
-      </w:r>
-      <w:proofErr w:type="spellStart"/>
-      <w:r>
-        <w:rPr>
-          <w:rFonts w:ascii="Times New Roman" w:hAnsi="Times New Roman" w:cs="Times New Roman"/>
-          <w:lang w:val="en-ID"/>
-        </w:rPr>
-        <w:t>efisien</w:t>
-      </w:r>
-      <w:proofErr w:type="spellEnd"/>
-      <w:r>
-        <w:rPr>
-          <w:rFonts w:ascii="Times New Roman" w:hAnsi="Times New Roman" w:cs="Times New Roman"/>
-          <w:lang w:val="en-ID"/>
-        </w:rPr>
-        <w:t xml:space="preserve">, guna </w:t>
-      </w:r>
-      <w:proofErr w:type="spellStart"/>
-      <w:r>
-        <w:rPr>
-          <w:rFonts w:ascii="Times New Roman" w:hAnsi="Times New Roman" w:cs="Times New Roman"/>
-          <w:lang w:val="en-ID"/>
-        </w:rPr>
-        <w:t>menghasilkan</w:t>
-      </w:r>
-      <w:proofErr w:type="spellEnd"/>
-      <w:r>
-        <w:rPr>
-          <w:rFonts w:ascii="Times New Roman" w:hAnsi="Times New Roman" w:cs="Times New Roman"/>
-          <w:lang w:val="en-ID"/>
-        </w:rPr>
-        <w:t xml:space="preserve"> </w:t>
-      </w:r>
-      <w:proofErr w:type="spellStart"/>
-      <w:r>
-        <w:rPr>
-          <w:rFonts w:ascii="Times New Roman" w:hAnsi="Times New Roman" w:cs="Times New Roman"/>
-          <w:lang w:val="en-ID"/>
-        </w:rPr>
-        <w:t>hasil</w:t>
-      </w:r>
-      <w:proofErr w:type="spellEnd"/>
-      <w:r>
-        <w:rPr>
-          <w:rFonts w:ascii="Times New Roman" w:hAnsi="Times New Roman" w:cs="Times New Roman"/>
-          <w:lang w:val="en-ID"/>
-        </w:rPr>
-        <w:t xml:space="preserve"> </w:t>
-      </w:r>
-      <w:proofErr w:type="spellStart"/>
-      <w:r>
-        <w:rPr>
-          <w:rFonts w:ascii="Times New Roman" w:hAnsi="Times New Roman" w:cs="Times New Roman"/>
-          <w:lang w:val="en-ID"/>
-        </w:rPr>
-        <w:t>klasifikasi</w:t>
-      </w:r>
-      <w:proofErr w:type="spellEnd"/>
-      <w:r>
-        <w:rPr>
-          <w:rFonts w:ascii="Times New Roman" w:hAnsi="Times New Roman" w:cs="Times New Roman"/>
-          <w:lang w:val="en-ID"/>
-        </w:rPr>
-        <w:t xml:space="preserve"> yang </w:t>
-      </w:r>
-      <w:proofErr w:type="spellStart"/>
-      <w:r>
-        <w:rPr>
-          <w:rFonts w:ascii="Times New Roman" w:hAnsi="Times New Roman" w:cs="Times New Roman"/>
-          <w:lang w:val="en-ID"/>
-        </w:rPr>
-        <w:t>akurat</w:t>
-      </w:r>
-      <w:proofErr w:type="spellEnd"/>
-      <w:r>
-        <w:rPr>
-          <w:rFonts w:ascii="Times New Roman" w:hAnsi="Times New Roman" w:cs="Times New Roman"/>
-          <w:lang w:val="en-ID"/>
-        </w:rPr>
-        <w:t xml:space="preserve">. </w:t>
-      </w:r>
-      <w:proofErr w:type="spellStart"/>
-      <w:r>
-        <w:rPr>
-          <w:rFonts w:ascii="Times New Roman" w:hAnsi="Times New Roman" w:cs="Times New Roman"/>
-          <w:lang w:val="en-ID"/>
-        </w:rPr>
-        <w:t>Pengguna</w:t>
-      </w:r>
-      <w:proofErr w:type="spellEnd"/>
-      <w:r>
-        <w:rPr>
-          <w:rFonts w:ascii="Times New Roman" w:hAnsi="Times New Roman" w:cs="Times New Roman"/>
-          <w:lang w:val="en-ID"/>
-        </w:rPr>
-        <w:t xml:space="preserve"> </w:t>
-      </w:r>
-      <w:proofErr w:type="spellStart"/>
-      <w:r>
-        <w:rPr>
-          <w:rFonts w:ascii="Times New Roman" w:hAnsi="Times New Roman" w:cs="Times New Roman"/>
-          <w:lang w:val="en-ID"/>
-        </w:rPr>
-        <w:t>cukup</w:t>
-      </w:r>
-      <w:proofErr w:type="spellEnd"/>
-      <w:r>
-        <w:rPr>
-          <w:rFonts w:ascii="Times New Roman" w:hAnsi="Times New Roman" w:cs="Times New Roman"/>
-          <w:lang w:val="en-ID"/>
-        </w:rPr>
-        <w:t xml:space="preserve"> </w:t>
-      </w:r>
-      <w:proofErr w:type="spellStart"/>
-      <w:r>
-        <w:rPr>
-          <w:rFonts w:ascii="Times New Roman" w:hAnsi="Times New Roman" w:cs="Times New Roman"/>
-          <w:lang w:val="en-ID"/>
-        </w:rPr>
-        <w:t>memulai</w:t>
-      </w:r>
-      <w:proofErr w:type="spellEnd"/>
-      <w:r>
-        <w:rPr>
-          <w:rFonts w:ascii="Times New Roman" w:hAnsi="Times New Roman" w:cs="Times New Roman"/>
-          <w:lang w:val="en-ID"/>
-        </w:rPr>
-        <w:t xml:space="preserve"> </w:t>
-      </w:r>
-      <w:proofErr w:type="spellStart"/>
-      <w:r>
-        <w:rPr>
-          <w:rFonts w:ascii="Times New Roman" w:hAnsi="Times New Roman" w:cs="Times New Roman"/>
-          <w:lang w:val="en-ID"/>
-        </w:rPr>
-        <w:t>sesi</w:t>
-      </w:r>
-      <w:proofErr w:type="spellEnd"/>
-      <w:r>
-        <w:rPr>
-          <w:rFonts w:ascii="Times New Roman" w:hAnsi="Times New Roman" w:cs="Times New Roman"/>
-          <w:lang w:val="en-ID"/>
-        </w:rPr>
-        <w:t xml:space="preserve"> </w:t>
-      </w:r>
-      <w:proofErr w:type="spellStart"/>
-      <w:r>
-        <w:rPr>
-          <w:rFonts w:ascii="Times New Roman" w:hAnsi="Times New Roman" w:cs="Times New Roman"/>
-          <w:lang w:val="en-ID"/>
-        </w:rPr>
-        <w:t>pemantauan</w:t>
-      </w:r>
-      <w:proofErr w:type="spellEnd"/>
-      <w:r>
-        <w:rPr>
-          <w:rFonts w:ascii="Times New Roman" w:hAnsi="Times New Roman" w:cs="Times New Roman"/>
-          <w:lang w:val="en-ID"/>
-        </w:rPr>
-        <w:t xml:space="preserve"> di </w:t>
+        <w:t xml:space="preserve"> yang efisien, guna menghasilkan hasil klasifikasi yang akurat. Pengguna cukup memulai sesi pemantauan di </w:t>
       </w:r>
       <w:r>
         <w:rPr>
@@ -564,55 +123,7 @@
           <w:rFonts w:ascii="Times New Roman" w:hAnsi="Times New Roman" w:cs="Times New Roman"/>
           <w:lang w:val="en-ID"/>
         </w:rPr>
-        <w:t xml:space="preserve">, dan </w:t>
-      </w:r>
-      <w:proofErr w:type="spellStart"/>
-      <w:r>
-        <w:rPr>
-          <w:rFonts w:ascii="Times New Roman" w:hAnsi="Times New Roman" w:cs="Times New Roman"/>
-          <w:lang w:val="en-ID"/>
-        </w:rPr>
-        <w:t>aplikasi</w:t>
-      </w:r>
-      <w:proofErr w:type="spellEnd"/>
-      <w:r>
-        <w:rPr>
-          <w:rFonts w:ascii="Times New Roman" w:hAnsi="Times New Roman" w:cs="Times New Roman"/>
-          <w:lang w:val="en-ID"/>
-        </w:rPr>
-        <w:t xml:space="preserve"> </w:t>
-      </w:r>
-      <w:proofErr w:type="spellStart"/>
-      <w:r>
-        <w:rPr>
-          <w:rFonts w:ascii="Times New Roman" w:hAnsi="Times New Roman" w:cs="Times New Roman"/>
-          <w:lang w:val="en-ID"/>
-        </w:rPr>
-        <w:t>akan</w:t>
-      </w:r>
-      <w:proofErr w:type="spellEnd"/>
-      <w:r>
-        <w:rPr>
-          <w:rFonts w:ascii="Times New Roman" w:hAnsi="Times New Roman" w:cs="Times New Roman"/>
-          <w:lang w:val="en-ID"/>
-        </w:rPr>
-        <w:t xml:space="preserve"> </w:t>
-      </w:r>
-      <w:proofErr w:type="spellStart"/>
-      <w:r>
-        <w:rPr>
-          <w:rFonts w:ascii="Times New Roman" w:hAnsi="Times New Roman" w:cs="Times New Roman"/>
-          <w:lang w:val="en-ID"/>
-        </w:rPr>
-        <w:t>memvisualisasikan</w:t>
-      </w:r>
-      <w:proofErr w:type="spellEnd"/>
-      <w:r>
-        <w:rPr>
-          <w:rFonts w:ascii="Times New Roman" w:hAnsi="Times New Roman" w:cs="Times New Roman"/>
-          <w:lang w:val="en-ID"/>
-        </w:rPr>
-        <w:t xml:space="preserve"> ECG </w:t>
+        <w:t xml:space="preserve">, dan aplikasi akan memvisualisasikan ECG </w:t>
       </w:r>
       <w:r>
         <w:rPr>
@@ -628,23 +139,7 @@
           <w:rFonts w:ascii="Times New Roman" w:hAnsi="Times New Roman" w:cs="Times New Roman"/>
           <w:lang w:val="en-ID"/>
         </w:rPr>
-        <w:t xml:space="preserve">pada </w:t>
-      </w:r>
-      <w:proofErr w:type="spellStart"/>
-      <w:r>
-        <w:rPr>
-          <w:rFonts w:ascii="Times New Roman" w:hAnsi="Times New Roman" w:cs="Times New Roman"/>
-          <w:lang w:val="en-ID"/>
-        </w:rPr>
-        <w:t>sebuah</w:t>
-      </w:r>
-      <w:proofErr w:type="spellEnd"/>
-      <w:r>
-        <w:rPr>
-          <w:rFonts w:ascii="Times New Roman" w:hAnsi="Times New Roman" w:cs="Times New Roman"/>
-          <w:lang w:val="en-ID"/>
-        </w:rPr>
-        <w:t xml:space="preserve"> </w:t>
+        <w:t xml:space="preserve">pada sebuah </w:t>
       </w:r>
       <w:r>
         <w:rPr>
@@ -660,311 +155,7 @@
           <w:rFonts w:ascii="Times New Roman" w:hAnsi="Times New Roman" w:cs="Times New Roman"/>
           <w:lang w:val="en-ID"/>
         </w:rPr>
-        <w:t xml:space="preserve"> </w:t>
-      </w:r>
-      <w:proofErr w:type="spellStart"/>
-      <w:r>
-        <w:rPr>
-          <w:rFonts w:ascii="Times New Roman" w:hAnsi="Times New Roman" w:cs="Times New Roman"/>
-          <w:lang w:val="en-ID"/>
-        </w:rPr>
-        <w:t>sambil</w:t>
-      </w:r>
-      <w:proofErr w:type="spellEnd"/>
-      <w:r>
-        <w:rPr>
-          <w:rFonts w:ascii="Times New Roman" w:hAnsi="Times New Roman" w:cs="Times New Roman"/>
-          <w:lang w:val="en-ID"/>
-        </w:rPr>
-        <w:t xml:space="preserve"> </w:t>
-      </w:r>
-      <w:proofErr w:type="spellStart"/>
-      <w:r>
-        <w:rPr>
-          <w:rFonts w:ascii="Times New Roman" w:hAnsi="Times New Roman" w:cs="Times New Roman"/>
-          <w:lang w:val="en-ID"/>
-        </w:rPr>
-        <w:t>menganalisis</w:t>
-      </w:r>
-      <w:proofErr w:type="spellEnd"/>
-      <w:r>
-        <w:rPr>
-          <w:rFonts w:ascii="Times New Roman" w:hAnsi="Times New Roman" w:cs="Times New Roman"/>
-          <w:lang w:val="en-ID"/>
-        </w:rPr>
-        <w:t xml:space="preserve"> </w:t>
-      </w:r>
-      <w:proofErr w:type="spellStart"/>
-      <w:r>
-        <w:rPr>
-          <w:rFonts w:ascii="Times New Roman" w:hAnsi="Times New Roman" w:cs="Times New Roman"/>
-          <w:lang w:val="en-ID"/>
-        </w:rPr>
-        <w:t>setiap</w:t>
-      </w:r>
-      <w:proofErr w:type="spellEnd"/>
-      <w:r>
-        <w:rPr>
-          <w:rFonts w:ascii="Times New Roman" w:hAnsi="Times New Roman" w:cs="Times New Roman"/>
-          <w:lang w:val="en-ID"/>
-        </w:rPr>
-        <w:t xml:space="preserve"> </w:t>
-      </w:r>
-      <w:proofErr w:type="spellStart"/>
-      <w:r>
-        <w:rPr>
-          <w:rFonts w:ascii="Times New Roman" w:hAnsi="Times New Roman" w:cs="Times New Roman"/>
-          <w:lang w:val="en-ID"/>
-        </w:rPr>
-        <w:t>detak</w:t>
-      </w:r>
-      <w:proofErr w:type="spellEnd"/>
-      <w:r>
-        <w:rPr>
-          <w:rFonts w:ascii="Times New Roman" w:hAnsi="Times New Roman" w:cs="Times New Roman"/>
-          <w:lang w:val="en-ID"/>
-        </w:rPr>
-        <w:t xml:space="preserve"> </w:t>
-      </w:r>
-      <w:proofErr w:type="spellStart"/>
-      <w:r>
-        <w:rPr>
-          <w:rFonts w:ascii="Times New Roman" w:hAnsi="Times New Roman" w:cs="Times New Roman"/>
-          <w:lang w:val="en-ID"/>
-        </w:rPr>
-        <w:t>jantung</w:t>
-      </w:r>
-      <w:proofErr w:type="spellEnd"/>
-      <w:r>
-        <w:rPr>
-          <w:rFonts w:ascii="Times New Roman" w:hAnsi="Times New Roman" w:cs="Times New Roman"/>
-          <w:lang w:val="en-ID"/>
-        </w:rPr>
-        <w:t xml:space="preserve"> </w:t>
-      </w:r>
-      <w:proofErr w:type="spellStart"/>
-      <w:r>
-        <w:rPr>
-          <w:rFonts w:ascii="Times New Roman" w:hAnsi="Times New Roman" w:cs="Times New Roman"/>
-          <w:lang w:val="en-ID"/>
-        </w:rPr>
-        <w:t>saat</w:t>
-      </w:r>
-      <w:proofErr w:type="spellEnd"/>
-      <w:r>
-        <w:rPr>
-          <w:rFonts w:ascii="Times New Roman" w:hAnsi="Times New Roman" w:cs="Times New Roman"/>
-          <w:lang w:val="en-ID"/>
-        </w:rPr>
-        <w:t xml:space="preserve"> </w:t>
-      </w:r>
-      <w:proofErr w:type="spellStart"/>
-      <w:r>
-        <w:rPr>
-          <w:rFonts w:ascii="Times New Roman" w:hAnsi="Times New Roman" w:cs="Times New Roman"/>
-          <w:lang w:val="en-ID"/>
-        </w:rPr>
-        <w:t>tiba</w:t>
-      </w:r>
-      <w:proofErr w:type="spellEnd"/>
-      <w:r>
-        <w:rPr>
-          <w:rFonts w:ascii="Times New Roman" w:hAnsi="Times New Roman" w:cs="Times New Roman"/>
-          <w:lang w:val="en-ID"/>
-        </w:rPr>
-        <w:t xml:space="preserve">. </w:t>
-      </w:r>
-      <w:proofErr w:type="spellStart"/>
-      <w:r>
-        <w:rPr>
-          <w:rFonts w:ascii="Times New Roman" w:hAnsi="Times New Roman" w:cs="Times New Roman"/>
-          <w:lang w:val="en-ID"/>
-        </w:rPr>
-        <w:t>Apabila</w:t>
-      </w:r>
-      <w:proofErr w:type="spellEnd"/>
-      <w:r>
-        <w:rPr>
-          <w:rFonts w:ascii="Times New Roman" w:hAnsi="Times New Roman" w:cs="Times New Roman"/>
-          <w:lang w:val="en-ID"/>
-        </w:rPr>
-        <w:t xml:space="preserve"> </w:t>
-      </w:r>
-      <w:proofErr w:type="spellStart"/>
-      <w:r>
-        <w:rPr>
-          <w:rFonts w:ascii="Times New Roman" w:hAnsi="Times New Roman" w:cs="Times New Roman"/>
-          <w:lang w:val="en-ID"/>
-        </w:rPr>
-        <w:t>hasil</w:t>
-      </w:r>
-      <w:proofErr w:type="spellEnd"/>
-      <w:r>
-        <w:rPr>
-          <w:rFonts w:ascii="Times New Roman" w:hAnsi="Times New Roman" w:cs="Times New Roman"/>
-          <w:lang w:val="en-ID"/>
-        </w:rPr>
-        <w:t xml:space="preserve"> </w:t>
-      </w:r>
-      <w:proofErr w:type="spellStart"/>
-      <w:r>
-        <w:rPr>
-          <w:rFonts w:ascii="Times New Roman" w:hAnsi="Times New Roman" w:cs="Times New Roman"/>
-          <w:lang w:val="en-ID"/>
-        </w:rPr>
-        <w:t>klasifikasi</w:t>
-      </w:r>
-      <w:proofErr w:type="spellEnd"/>
-      <w:r>
-        <w:rPr>
-          <w:rFonts w:ascii="Times New Roman" w:hAnsi="Times New Roman" w:cs="Times New Roman"/>
-          <w:lang w:val="en-ID"/>
-        </w:rPr>
-        <w:t xml:space="preserve"> </w:t>
-      </w:r>
-      <w:proofErr w:type="spellStart"/>
-      <w:r>
-        <w:rPr>
-          <w:rFonts w:ascii="Times New Roman" w:hAnsi="Times New Roman" w:cs="Times New Roman"/>
-          <w:lang w:val="en-ID"/>
-        </w:rPr>
-        <w:t>menunjukkan</w:t>
-      </w:r>
-      <w:proofErr w:type="spellEnd"/>
-      <w:r>
-        <w:rPr>
-          <w:rFonts w:ascii="Times New Roman" w:hAnsi="Times New Roman" w:cs="Times New Roman"/>
-          <w:lang w:val="en-ID"/>
-        </w:rPr>
-        <w:t xml:space="preserve"> </w:t>
-      </w:r>
-      <w:proofErr w:type="spellStart"/>
-      <w:r>
-        <w:rPr>
-          <w:rFonts w:ascii="Times New Roman" w:hAnsi="Times New Roman" w:cs="Times New Roman"/>
-          <w:lang w:val="en-ID"/>
-        </w:rPr>
-        <w:t>detak</w:t>
-      </w:r>
-      <w:proofErr w:type="spellEnd"/>
-      <w:r>
-        <w:rPr>
-          <w:rFonts w:ascii="Times New Roman" w:hAnsi="Times New Roman" w:cs="Times New Roman"/>
-          <w:lang w:val="en-ID"/>
-        </w:rPr>
-        <w:t xml:space="preserve"> </w:t>
-      </w:r>
-      <w:proofErr w:type="spellStart"/>
-      <w:r>
-        <w:rPr>
-          <w:rFonts w:ascii="Times New Roman" w:hAnsi="Times New Roman" w:cs="Times New Roman"/>
-          <w:lang w:val="en-ID"/>
-        </w:rPr>
-        <w:t>jantung</w:t>
-      </w:r>
-      <w:proofErr w:type="spellEnd"/>
-      <w:r>
-        <w:rPr>
-          <w:rFonts w:ascii="Times New Roman" w:hAnsi="Times New Roman" w:cs="Times New Roman"/>
-          <w:lang w:val="en-ID"/>
-        </w:rPr>
-        <w:t xml:space="preserve"> abnormal, </w:t>
-      </w:r>
-      <w:proofErr w:type="spellStart"/>
-      <w:r>
-        <w:rPr>
-          <w:rFonts w:ascii="Times New Roman" w:hAnsi="Times New Roman" w:cs="Times New Roman"/>
-          <w:lang w:val="en-ID"/>
-        </w:rPr>
-        <w:t>CardioMonitor</w:t>
-      </w:r>
-      <w:proofErr w:type="spellEnd"/>
-      <w:r>
-        <w:rPr>
-          <w:rFonts w:ascii="Times New Roman" w:hAnsi="Times New Roman" w:cs="Times New Roman"/>
-          <w:lang w:val="en-ID"/>
-        </w:rPr>
-        <w:t xml:space="preserve"> </w:t>
-      </w:r>
-      <w:proofErr w:type="spellStart"/>
-      <w:r>
-        <w:rPr>
-          <w:rFonts w:ascii="Times New Roman" w:hAnsi="Times New Roman" w:cs="Times New Roman"/>
-          <w:lang w:val="en-ID"/>
-        </w:rPr>
-        <w:t>akan</w:t>
-      </w:r>
-      <w:proofErr w:type="spellEnd"/>
-      <w:r>
-        <w:rPr>
-          <w:rFonts w:ascii="Times New Roman" w:hAnsi="Times New Roman" w:cs="Times New Roman"/>
-          <w:lang w:val="en-ID"/>
-        </w:rPr>
-        <w:t xml:space="preserve"> </w:t>
-      </w:r>
-      <w:proofErr w:type="spellStart"/>
-      <w:r>
-        <w:rPr>
-          <w:rFonts w:ascii="Times New Roman" w:hAnsi="Times New Roman" w:cs="Times New Roman"/>
-          <w:lang w:val="en-ID"/>
-        </w:rPr>
-        <w:t>langsung</w:t>
-      </w:r>
-      <w:proofErr w:type="spellEnd"/>
-      <w:r>
-        <w:rPr>
-          <w:rFonts w:ascii="Times New Roman" w:hAnsi="Times New Roman" w:cs="Times New Roman"/>
-          <w:lang w:val="en-ID"/>
-        </w:rPr>
-        <w:t xml:space="preserve"> </w:t>
-      </w:r>
-      <w:proofErr w:type="spellStart"/>
-      <w:r>
-        <w:rPr>
-          <w:rFonts w:ascii="Times New Roman" w:hAnsi="Times New Roman" w:cs="Times New Roman"/>
-          <w:lang w:val="en-ID"/>
-        </w:rPr>
-        <w:t>menandainya</w:t>
-      </w:r>
-      <w:proofErr w:type="spellEnd"/>
-      <w:r>
-        <w:rPr>
-          <w:rFonts w:ascii="Times New Roman" w:hAnsi="Times New Roman" w:cs="Times New Roman"/>
-          <w:lang w:val="en-ID"/>
-        </w:rPr>
-        <w:t xml:space="preserve"> </w:t>
-      </w:r>
-      <w:proofErr w:type="spellStart"/>
-      <w:r>
-        <w:rPr>
-          <w:rFonts w:ascii="Times New Roman" w:hAnsi="Times New Roman" w:cs="Times New Roman"/>
-          <w:lang w:val="en-ID"/>
-        </w:rPr>
-        <w:t>dengan</w:t>
-      </w:r>
-      <w:proofErr w:type="spellEnd"/>
-      <w:r>
-        <w:rPr>
-          <w:rFonts w:ascii="Times New Roman" w:hAnsi="Times New Roman" w:cs="Times New Roman"/>
-          <w:lang w:val="en-ID"/>
-        </w:rPr>
-        <w:t xml:space="preserve"> visual indicator </w:t>
-      </w:r>
-      <w:proofErr w:type="spellStart"/>
-      <w:r>
-        <w:rPr>
-          <w:rFonts w:ascii="Times New Roman" w:hAnsi="Times New Roman" w:cs="Times New Roman"/>
-          <w:lang w:val="en-ID"/>
-        </w:rPr>
-        <w:t>beserta</w:t>
-      </w:r>
-      <w:proofErr w:type="spellEnd"/>
-      <w:r>
-        <w:rPr>
-          <w:rFonts w:ascii="Times New Roman" w:hAnsi="Times New Roman" w:cs="Times New Roman"/>
-          <w:lang w:val="en-ID"/>
-        </w:rPr>
-        <w:t xml:space="preserve"> </w:t>
+        <w:t xml:space="preserve"> sambil menganalisis setiap detak jantung saat tiba. Apabila hasil klasifikasi menunjukkan detak jantung abnormal, CardioMonitor akan langsung menandainya dengan visual indicator beserta </w:t>
       </w:r>
       <w:r>
         <w:rPr>
@@ -980,103 +171,7 @@
           <w:rFonts w:ascii="Times New Roman" w:hAnsi="Times New Roman" w:cs="Times New Roman"/>
           <w:lang w:val="en-ID"/>
         </w:rPr>
-        <w:t xml:space="preserve"> </w:t>
-      </w:r>
-      <w:proofErr w:type="spellStart"/>
-      <w:r>
-        <w:rPr>
-          <w:rFonts w:ascii="Times New Roman" w:hAnsi="Times New Roman" w:cs="Times New Roman"/>
-          <w:lang w:val="en-ID"/>
-        </w:rPr>
-        <w:t>dari</w:t>
-      </w:r>
-      <w:proofErr w:type="spellEnd"/>
-      <w:r>
-        <w:rPr>
-          <w:rFonts w:ascii="Times New Roman" w:hAnsi="Times New Roman" w:cs="Times New Roman"/>
-          <w:lang w:val="en-ID"/>
-        </w:rPr>
-        <w:t xml:space="preserve"> model, </w:t>
-      </w:r>
-      <w:proofErr w:type="spellStart"/>
-      <w:r>
-        <w:rPr>
-          <w:rFonts w:ascii="Times New Roman" w:hAnsi="Times New Roman" w:cs="Times New Roman"/>
-          <w:lang w:val="en-ID"/>
-        </w:rPr>
-        <w:t>sehingga</w:t>
-      </w:r>
-      <w:proofErr w:type="spellEnd"/>
-      <w:r>
-        <w:rPr>
-          <w:rFonts w:ascii="Times New Roman" w:hAnsi="Times New Roman" w:cs="Times New Roman"/>
-          <w:lang w:val="en-ID"/>
-        </w:rPr>
-        <w:t xml:space="preserve"> </w:t>
-      </w:r>
-      <w:proofErr w:type="spellStart"/>
-      <w:r>
-        <w:rPr>
-          <w:rFonts w:ascii="Times New Roman" w:hAnsi="Times New Roman" w:cs="Times New Roman"/>
-          <w:lang w:val="en-ID"/>
-        </w:rPr>
-        <w:t>pengguna</w:t>
-      </w:r>
-      <w:proofErr w:type="spellEnd"/>
-      <w:r>
-        <w:rPr>
-          <w:rFonts w:ascii="Times New Roman" w:hAnsi="Times New Roman" w:cs="Times New Roman"/>
-          <w:lang w:val="en-ID"/>
-        </w:rPr>
-        <w:t xml:space="preserve"> </w:t>
-      </w:r>
-      <w:proofErr w:type="spellStart"/>
-      <w:r>
-        <w:rPr>
-          <w:rFonts w:ascii="Times New Roman" w:hAnsi="Times New Roman" w:cs="Times New Roman"/>
-          <w:lang w:val="en-ID"/>
-        </w:rPr>
-        <w:t>dapat</w:t>
-      </w:r>
-      <w:proofErr w:type="spellEnd"/>
-      <w:r>
-        <w:rPr>
-          <w:rFonts w:ascii="Times New Roman" w:hAnsi="Times New Roman" w:cs="Times New Roman"/>
-          <w:lang w:val="en-ID"/>
-        </w:rPr>
-        <w:t xml:space="preserve"> </w:t>
-      </w:r>
-      <w:proofErr w:type="spellStart"/>
-      <w:r>
-        <w:rPr>
-          <w:rFonts w:ascii="Times New Roman" w:hAnsi="Times New Roman" w:cs="Times New Roman"/>
-          <w:lang w:val="en-ID"/>
-        </w:rPr>
-        <w:t>mengidentifikasi</w:t>
-      </w:r>
-      <w:proofErr w:type="spellEnd"/>
-      <w:r>
-        <w:rPr>
-          <w:rFonts w:ascii="Times New Roman" w:hAnsi="Times New Roman" w:cs="Times New Roman"/>
-          <w:lang w:val="en-ID"/>
-        </w:rPr>
-        <w:t xml:space="preserve"> </w:t>
-      </w:r>
-      <w:proofErr w:type="spellStart"/>
-      <w:r>
-        <w:rPr>
-          <w:rFonts w:ascii="Times New Roman" w:hAnsi="Times New Roman" w:cs="Times New Roman"/>
-          <w:lang w:val="en-ID"/>
-        </w:rPr>
-        <w:t>potensi</w:t>
-      </w:r>
-      <w:proofErr w:type="spellEnd"/>
-      <w:r>
-        <w:rPr>
-          <w:rFonts w:ascii="Times New Roman" w:hAnsi="Times New Roman" w:cs="Times New Roman"/>
-          <w:lang w:val="en-ID"/>
-        </w:rPr>
-        <w:t xml:space="preserve"> </w:t>
+        <w:t xml:space="preserve"> dari model, sehingga pengguna dapat mengidentifikasi potensi </w:t>
       </w:r>
       <w:r>
         <w:rPr>
@@ -1092,135 +187,7 @@
           <w:rFonts w:ascii="Times New Roman" w:hAnsi="Times New Roman" w:cs="Times New Roman"/>
           <w:lang w:val="en-ID"/>
         </w:rPr>
-        <w:t xml:space="preserve"> </w:t>
-      </w:r>
-      <w:proofErr w:type="spellStart"/>
-      <w:r>
-        <w:rPr>
-          <w:rFonts w:ascii="Times New Roman" w:hAnsi="Times New Roman" w:cs="Times New Roman"/>
-          <w:lang w:val="en-ID"/>
-        </w:rPr>
-        <w:t>lebih</w:t>
-      </w:r>
-      <w:proofErr w:type="spellEnd"/>
-      <w:r>
-        <w:rPr>
-          <w:rFonts w:ascii="Times New Roman" w:hAnsi="Times New Roman" w:cs="Times New Roman"/>
-          <w:lang w:val="en-ID"/>
-        </w:rPr>
-        <w:t xml:space="preserve"> </w:t>
-      </w:r>
-      <w:proofErr w:type="spellStart"/>
-      <w:r>
-        <w:rPr>
-          <w:rFonts w:ascii="Times New Roman" w:hAnsi="Times New Roman" w:cs="Times New Roman"/>
-          <w:lang w:val="en-ID"/>
-        </w:rPr>
-        <w:t>awal</w:t>
-      </w:r>
-      <w:proofErr w:type="spellEnd"/>
-      <w:r>
-        <w:rPr>
-          <w:rFonts w:ascii="Times New Roman" w:hAnsi="Times New Roman" w:cs="Times New Roman"/>
-          <w:lang w:val="en-ID"/>
-        </w:rPr>
-        <w:t xml:space="preserve"> </w:t>
-      </w:r>
-      <w:proofErr w:type="spellStart"/>
-      <w:r>
-        <w:rPr>
-          <w:rFonts w:ascii="Times New Roman" w:hAnsi="Times New Roman" w:cs="Times New Roman"/>
-          <w:lang w:val="en-ID"/>
-        </w:rPr>
-        <w:t>untuk</w:t>
-      </w:r>
-      <w:proofErr w:type="spellEnd"/>
-      <w:r>
-        <w:rPr>
-          <w:rFonts w:ascii="Times New Roman" w:hAnsi="Times New Roman" w:cs="Times New Roman"/>
-          <w:lang w:val="en-ID"/>
-        </w:rPr>
-        <w:t xml:space="preserve"> </w:t>
-      </w:r>
-      <w:proofErr w:type="spellStart"/>
-      <w:r>
-        <w:rPr>
-          <w:rFonts w:ascii="Times New Roman" w:hAnsi="Times New Roman" w:cs="Times New Roman"/>
-          <w:lang w:val="en-ID"/>
-        </w:rPr>
-        <w:t>hasil</w:t>
-      </w:r>
-      <w:proofErr w:type="spellEnd"/>
-      <w:r>
-        <w:rPr>
-          <w:rFonts w:ascii="Times New Roman" w:hAnsi="Times New Roman" w:cs="Times New Roman"/>
-          <w:lang w:val="en-ID"/>
-        </w:rPr>
-        <w:t xml:space="preserve"> </w:t>
-      </w:r>
-      <w:proofErr w:type="spellStart"/>
-      <w:r>
-        <w:rPr>
-          <w:rFonts w:ascii="Times New Roman" w:hAnsi="Times New Roman" w:cs="Times New Roman"/>
-          <w:lang w:val="en-ID"/>
-        </w:rPr>
-        <w:t>penanganan</w:t>
-      </w:r>
-      <w:proofErr w:type="spellEnd"/>
-      <w:r>
-        <w:rPr>
-          <w:rFonts w:ascii="Times New Roman" w:hAnsi="Times New Roman" w:cs="Times New Roman"/>
-          <w:lang w:val="en-ID"/>
-        </w:rPr>
-        <w:t xml:space="preserve"> </w:t>
-      </w:r>
-      <w:proofErr w:type="spellStart"/>
-      <w:r>
-        <w:rPr>
-          <w:rFonts w:ascii="Times New Roman" w:hAnsi="Times New Roman" w:cs="Times New Roman"/>
-          <w:lang w:val="en-ID"/>
-        </w:rPr>
-        <w:t>pasien</w:t>
-      </w:r>
-      <w:proofErr w:type="spellEnd"/>
-      <w:r>
-        <w:rPr>
-          <w:rFonts w:ascii="Times New Roman" w:hAnsi="Times New Roman" w:cs="Times New Roman"/>
-          <w:lang w:val="en-ID"/>
-        </w:rPr>
-        <w:t xml:space="preserve"> yang </w:t>
-      </w:r>
-      <w:proofErr w:type="spellStart"/>
-      <w:r>
-        <w:rPr>
-          <w:rFonts w:ascii="Times New Roman" w:hAnsi="Times New Roman" w:cs="Times New Roman"/>
-          <w:lang w:val="en-ID"/>
-        </w:rPr>
-        <w:t>lebih</w:t>
-      </w:r>
-      <w:proofErr w:type="spellEnd"/>
-      <w:r>
-        <w:rPr>
-          <w:rFonts w:ascii="Times New Roman" w:hAnsi="Times New Roman" w:cs="Times New Roman"/>
-          <w:lang w:val="en-ID"/>
-        </w:rPr>
-        <w:t xml:space="preserve"> </w:t>
-      </w:r>
-      <w:proofErr w:type="spellStart"/>
-      <w:r>
-        <w:rPr>
-          <w:rFonts w:ascii="Times New Roman" w:hAnsi="Times New Roman" w:cs="Times New Roman"/>
-          <w:lang w:val="en-ID"/>
-        </w:rPr>
-        <w:t>baik</w:t>
-      </w:r>
-      <w:proofErr w:type="spellEnd"/>
-      <w:r>
-        <w:rPr>
-          <w:rFonts w:ascii="Times New Roman" w:hAnsi="Times New Roman" w:cs="Times New Roman"/>
-          <w:lang w:val="en-ID"/>
-        </w:rPr>
-        <w:t>.</w:t>
+        <w:t xml:space="preserve"> lebih awal untuk hasil penanganan pasien yang lebih baik.</w:t>
       </w:r>
     </w:p>
     <w:p>
@@ -1243,71 +210,7 @@
           <w:rFonts w:ascii="Times New Roman" w:hAnsi="Times New Roman" w:cs="Times New Roman"/>
           <w:lang w:val="en-ID"/>
         </w:rPr>
-        <w:t xml:space="preserve">Manfaat </w:t>
-      </w:r>
-      <w:proofErr w:type="spellStart"/>
-      <w:r>
-        <w:rPr>
-          <w:rFonts w:ascii="Times New Roman" w:hAnsi="Times New Roman" w:cs="Times New Roman"/>
-          <w:lang w:val="en-ID"/>
-        </w:rPr>
-        <w:t>aplikasi</w:t>
-      </w:r>
-      <w:proofErr w:type="spellEnd"/>
-      <w:r>
-        <w:rPr>
-          <w:rFonts w:ascii="Times New Roman" w:hAnsi="Times New Roman" w:cs="Times New Roman"/>
-          <w:lang w:val="en-ID"/>
-        </w:rPr>
-        <w:t xml:space="preserve"> </w:t>
-      </w:r>
-      <w:proofErr w:type="spellStart"/>
-      <w:r>
-        <w:rPr>
-          <w:rFonts w:ascii="Times New Roman" w:hAnsi="Times New Roman" w:cs="Times New Roman"/>
-          <w:lang w:val="en-ID"/>
-        </w:rPr>
-        <w:t>ini</w:t>
-      </w:r>
-      <w:proofErr w:type="spellEnd"/>
-      <w:r>
-        <w:rPr>
-          <w:rFonts w:ascii="Times New Roman" w:hAnsi="Times New Roman" w:cs="Times New Roman"/>
-          <w:lang w:val="en-ID"/>
-        </w:rPr>
-        <w:t xml:space="preserve"> </w:t>
-      </w:r>
-      <w:proofErr w:type="spellStart"/>
-      <w:r>
-        <w:rPr>
-          <w:rFonts w:ascii="Times New Roman" w:hAnsi="Times New Roman" w:cs="Times New Roman"/>
-          <w:lang w:val="en-ID"/>
-        </w:rPr>
-        <w:t>adalah</w:t>
-      </w:r>
-      <w:proofErr w:type="spellEnd"/>
-      <w:r>
-        <w:rPr>
-          <w:rFonts w:ascii="Times New Roman" w:hAnsi="Times New Roman" w:cs="Times New Roman"/>
-          <w:lang w:val="en-ID"/>
-        </w:rPr>
-        <w:t xml:space="preserve"> </w:t>
-      </w:r>
-      <w:proofErr w:type="spellStart"/>
-      <w:r>
-        <w:rPr>
-          <w:rFonts w:ascii="Times New Roman" w:hAnsi="Times New Roman" w:cs="Times New Roman"/>
-          <w:lang w:val="en-ID"/>
-        </w:rPr>
-        <w:t>membantu</w:t>
-      </w:r>
-      <w:proofErr w:type="spellEnd"/>
-      <w:r>
-        <w:rPr>
-          <w:rFonts w:ascii="Times New Roman" w:hAnsi="Times New Roman" w:cs="Times New Roman"/>
-          <w:lang w:val="en-ID"/>
-        </w:rPr>
-        <w:t xml:space="preserve"> </w:t>
+        <w:t xml:space="preserve">Manfaat aplikasi ini adalah membantu </w:t>
       </w:r>
       <w:r>
         <w:rPr>
@@ -1323,55 +226,7 @@
           <w:rFonts w:ascii="Times New Roman" w:hAnsi="Times New Roman" w:cs="Times New Roman"/>
           <w:lang w:val="en-ID"/>
         </w:rPr>
-        <w:t xml:space="preserve"> dan </w:t>
-      </w:r>
-      <w:proofErr w:type="spellStart"/>
-      <w:r>
-        <w:rPr>
-          <w:rFonts w:ascii="Times New Roman" w:hAnsi="Times New Roman" w:cs="Times New Roman"/>
-          <w:lang w:val="en-ID"/>
-        </w:rPr>
-        <w:t>peneliti</w:t>
-      </w:r>
-      <w:proofErr w:type="spellEnd"/>
-      <w:r>
-        <w:rPr>
-          <w:rFonts w:ascii="Times New Roman" w:hAnsi="Times New Roman" w:cs="Times New Roman"/>
-          <w:lang w:val="en-ID"/>
-        </w:rPr>
-        <w:t xml:space="preserve"> </w:t>
-      </w:r>
-      <w:proofErr w:type="spellStart"/>
-      <w:r>
-        <w:rPr>
-          <w:rFonts w:ascii="Times New Roman" w:hAnsi="Times New Roman" w:cs="Times New Roman"/>
-          <w:lang w:val="en-ID"/>
-        </w:rPr>
-        <w:t>dalam</w:t>
-      </w:r>
-      <w:proofErr w:type="spellEnd"/>
-      <w:r>
-        <w:rPr>
-          <w:rFonts w:ascii="Times New Roman" w:hAnsi="Times New Roman" w:cs="Times New Roman"/>
-          <w:lang w:val="en-ID"/>
-        </w:rPr>
-        <w:t xml:space="preserve"> </w:t>
-      </w:r>
-      <w:proofErr w:type="spellStart"/>
-      <w:r>
-        <w:rPr>
-          <w:rFonts w:ascii="Times New Roman" w:hAnsi="Times New Roman" w:cs="Times New Roman"/>
-          <w:lang w:val="en-ID"/>
-        </w:rPr>
-        <w:t>memantau</w:t>
-      </w:r>
-      <w:proofErr w:type="spellEnd"/>
-      <w:r>
-        <w:rPr>
-          <w:rFonts w:ascii="Times New Roman" w:hAnsi="Times New Roman" w:cs="Times New Roman"/>
-          <w:lang w:val="en-ID"/>
-        </w:rPr>
-        <w:t xml:space="preserve"> </w:t>
+        <w:t xml:space="preserve"> dan peneliti dalam memantau </w:t>
       </w:r>
       <w:r>
         <w:rPr>
@@ -1387,263 +242,7 @@
           <w:rFonts w:ascii="Times New Roman" w:hAnsi="Times New Roman" w:cs="Times New Roman"/>
           <w:lang w:val="en-ID"/>
         </w:rPr>
-        <w:t xml:space="preserve"> </w:t>
-      </w:r>
-      <w:proofErr w:type="spellStart"/>
-      <w:r>
-        <w:rPr>
-          <w:rFonts w:ascii="Times New Roman" w:hAnsi="Times New Roman" w:cs="Times New Roman"/>
-          <w:lang w:val="en-ID"/>
-        </w:rPr>
-        <w:t>secara</w:t>
-      </w:r>
-      <w:proofErr w:type="spellEnd"/>
-      <w:r>
-        <w:rPr>
-          <w:rFonts w:ascii="Times New Roman" w:hAnsi="Times New Roman" w:cs="Times New Roman"/>
-          <w:lang w:val="en-ID"/>
-        </w:rPr>
-        <w:t xml:space="preserve"> </w:t>
-      </w:r>
-      <w:proofErr w:type="spellStart"/>
-      <w:r>
-        <w:rPr>
-          <w:rFonts w:ascii="Times New Roman" w:hAnsi="Times New Roman" w:cs="Times New Roman"/>
-          <w:lang w:val="en-ID"/>
-        </w:rPr>
-        <w:t>berkelanjutan</w:t>
-      </w:r>
-      <w:proofErr w:type="spellEnd"/>
-      <w:r>
-        <w:rPr>
-          <w:rFonts w:ascii="Times New Roman" w:hAnsi="Times New Roman" w:cs="Times New Roman"/>
-          <w:lang w:val="en-ID"/>
-        </w:rPr>
-        <w:t xml:space="preserve">, </w:t>
-      </w:r>
-      <w:proofErr w:type="spellStart"/>
-      <w:r>
-        <w:rPr>
-          <w:rFonts w:ascii="Times New Roman" w:hAnsi="Times New Roman" w:cs="Times New Roman"/>
-          <w:lang w:val="en-ID"/>
-        </w:rPr>
-        <w:t>mendeteksi</w:t>
-      </w:r>
-      <w:proofErr w:type="spellEnd"/>
-      <w:r>
-        <w:rPr>
-          <w:rFonts w:ascii="Times New Roman" w:hAnsi="Times New Roman" w:cs="Times New Roman"/>
-          <w:lang w:val="en-ID"/>
-        </w:rPr>
-        <w:t xml:space="preserve"> </w:t>
-      </w:r>
-      <w:proofErr w:type="spellStart"/>
-      <w:r>
-        <w:rPr>
-          <w:rFonts w:ascii="Times New Roman" w:hAnsi="Times New Roman" w:cs="Times New Roman"/>
-          <w:lang w:val="en-ID"/>
-        </w:rPr>
-        <w:t>detak</w:t>
-      </w:r>
-      <w:proofErr w:type="spellEnd"/>
-      <w:r>
-        <w:rPr>
-          <w:rFonts w:ascii="Times New Roman" w:hAnsi="Times New Roman" w:cs="Times New Roman"/>
-          <w:lang w:val="en-ID"/>
-        </w:rPr>
-        <w:t xml:space="preserve"> </w:t>
-      </w:r>
-      <w:proofErr w:type="spellStart"/>
-      <w:r>
-        <w:rPr>
-          <w:rFonts w:ascii="Times New Roman" w:hAnsi="Times New Roman" w:cs="Times New Roman"/>
-          <w:lang w:val="en-ID"/>
-        </w:rPr>
-        <w:t>jantung</w:t>
-      </w:r>
-      <w:proofErr w:type="spellEnd"/>
-      <w:r>
-        <w:rPr>
-          <w:rFonts w:ascii="Times New Roman" w:hAnsi="Times New Roman" w:cs="Times New Roman"/>
-          <w:lang w:val="en-ID"/>
-        </w:rPr>
-        <w:t xml:space="preserve"> abnormal </w:t>
-      </w:r>
-      <w:proofErr w:type="spellStart"/>
-      <w:r>
-        <w:rPr>
-          <w:rFonts w:ascii="Times New Roman" w:hAnsi="Times New Roman" w:cs="Times New Roman"/>
-          <w:lang w:val="en-ID"/>
-        </w:rPr>
-        <w:t>dengan</w:t>
-      </w:r>
-      <w:proofErr w:type="spellEnd"/>
-      <w:r>
-        <w:rPr>
-          <w:rFonts w:ascii="Times New Roman" w:hAnsi="Times New Roman" w:cs="Times New Roman"/>
-          <w:lang w:val="en-ID"/>
-        </w:rPr>
-        <w:t xml:space="preserve"> </w:t>
-      </w:r>
-      <w:proofErr w:type="spellStart"/>
-      <w:r>
-        <w:rPr>
-          <w:rFonts w:ascii="Times New Roman" w:hAnsi="Times New Roman" w:cs="Times New Roman"/>
-          <w:lang w:val="en-ID"/>
-        </w:rPr>
-        <w:t>cepat</w:t>
-      </w:r>
-      <w:proofErr w:type="spellEnd"/>
-      <w:r>
-        <w:rPr>
-          <w:rFonts w:ascii="Times New Roman" w:hAnsi="Times New Roman" w:cs="Times New Roman"/>
-          <w:lang w:val="en-ID"/>
-        </w:rPr>
-        <w:t xml:space="preserve">, </w:t>
-      </w:r>
-      <w:proofErr w:type="spellStart"/>
-      <w:r>
-        <w:rPr>
-          <w:rFonts w:ascii="Times New Roman" w:hAnsi="Times New Roman" w:cs="Times New Roman"/>
-          <w:lang w:val="en-ID"/>
-        </w:rPr>
-        <w:t>serta</w:t>
-      </w:r>
-      <w:proofErr w:type="spellEnd"/>
-      <w:r>
-        <w:rPr>
-          <w:rFonts w:ascii="Times New Roman" w:hAnsi="Times New Roman" w:cs="Times New Roman"/>
-          <w:lang w:val="en-ID"/>
-        </w:rPr>
-        <w:t xml:space="preserve"> </w:t>
-      </w:r>
-      <w:proofErr w:type="spellStart"/>
-      <w:r>
-        <w:rPr>
-          <w:rFonts w:ascii="Times New Roman" w:hAnsi="Times New Roman" w:cs="Times New Roman"/>
-          <w:lang w:val="en-ID"/>
-        </w:rPr>
-        <w:t>meninjau</w:t>
-      </w:r>
-      <w:proofErr w:type="spellEnd"/>
-      <w:r>
-        <w:rPr>
-          <w:rFonts w:ascii="Times New Roman" w:hAnsi="Times New Roman" w:cs="Times New Roman"/>
-          <w:lang w:val="en-ID"/>
-        </w:rPr>
-        <w:t xml:space="preserve"> </w:t>
-      </w:r>
-      <w:proofErr w:type="spellStart"/>
-      <w:r>
-        <w:rPr>
-          <w:rFonts w:ascii="Times New Roman" w:hAnsi="Times New Roman" w:cs="Times New Roman"/>
-          <w:lang w:val="en-ID"/>
-        </w:rPr>
-        <w:t>hasil</w:t>
-      </w:r>
-      <w:proofErr w:type="spellEnd"/>
-      <w:r>
-        <w:rPr>
-          <w:rFonts w:ascii="Times New Roman" w:hAnsi="Times New Roman" w:cs="Times New Roman"/>
-          <w:lang w:val="en-ID"/>
-        </w:rPr>
-        <w:t xml:space="preserve"> </w:t>
-      </w:r>
-      <w:proofErr w:type="spellStart"/>
-      <w:r>
-        <w:rPr>
-          <w:rFonts w:ascii="Times New Roman" w:hAnsi="Times New Roman" w:cs="Times New Roman"/>
-          <w:lang w:val="en-ID"/>
-        </w:rPr>
-        <w:t>klasifikasi</w:t>
-      </w:r>
-      <w:proofErr w:type="spellEnd"/>
-      <w:r>
-        <w:rPr>
-          <w:rFonts w:ascii="Times New Roman" w:hAnsi="Times New Roman" w:cs="Times New Roman"/>
-          <w:lang w:val="en-ID"/>
-        </w:rPr>
-        <w:t xml:space="preserve"> </w:t>
-      </w:r>
-      <w:proofErr w:type="spellStart"/>
-      <w:r>
-        <w:rPr>
-          <w:rFonts w:ascii="Times New Roman" w:hAnsi="Times New Roman" w:cs="Times New Roman"/>
-          <w:lang w:val="en-ID"/>
-        </w:rPr>
-        <w:t>secara</w:t>
-      </w:r>
-      <w:proofErr w:type="spellEnd"/>
-      <w:r>
-        <w:rPr>
-          <w:rFonts w:ascii="Times New Roman" w:hAnsi="Times New Roman" w:cs="Times New Roman"/>
-          <w:lang w:val="en-ID"/>
-        </w:rPr>
-        <w:t xml:space="preserve"> </w:t>
-      </w:r>
-      <w:proofErr w:type="spellStart"/>
-      <w:r>
-        <w:rPr>
-          <w:rFonts w:ascii="Times New Roman" w:hAnsi="Times New Roman" w:cs="Times New Roman"/>
-          <w:lang w:val="en-ID"/>
-        </w:rPr>
-        <w:t>mendetail</w:t>
-      </w:r>
-      <w:proofErr w:type="spellEnd"/>
-      <w:r>
-        <w:rPr>
-          <w:rFonts w:ascii="Times New Roman" w:hAnsi="Times New Roman" w:cs="Times New Roman"/>
-          <w:lang w:val="en-ID"/>
-        </w:rPr>
-        <w:t xml:space="preserve"> </w:t>
-      </w:r>
-      <w:proofErr w:type="spellStart"/>
-      <w:r>
-        <w:rPr>
-          <w:rFonts w:ascii="Times New Roman" w:hAnsi="Times New Roman" w:cs="Times New Roman"/>
-          <w:lang w:val="en-ID"/>
-        </w:rPr>
-        <w:t>melalui</w:t>
-      </w:r>
-      <w:proofErr w:type="spellEnd"/>
-      <w:r>
-        <w:rPr>
-          <w:rFonts w:ascii="Times New Roman" w:hAnsi="Times New Roman" w:cs="Times New Roman"/>
-          <w:lang w:val="en-ID"/>
-        </w:rPr>
-        <w:t xml:space="preserve"> </w:t>
-      </w:r>
-      <w:proofErr w:type="spellStart"/>
-      <w:r>
-        <w:rPr>
-          <w:rFonts w:ascii="Times New Roman" w:hAnsi="Times New Roman" w:cs="Times New Roman"/>
-          <w:lang w:val="en-ID"/>
-        </w:rPr>
-        <w:t>fitur-fitur</w:t>
-      </w:r>
-      <w:proofErr w:type="spellEnd"/>
-      <w:r>
-        <w:rPr>
-          <w:rFonts w:ascii="Times New Roman" w:hAnsi="Times New Roman" w:cs="Times New Roman"/>
-          <w:lang w:val="en-ID"/>
-        </w:rPr>
-        <w:t xml:space="preserve"> </w:t>
-      </w:r>
-      <w:proofErr w:type="spellStart"/>
-      <w:r>
-        <w:rPr>
-          <w:rFonts w:ascii="Times New Roman" w:hAnsi="Times New Roman" w:cs="Times New Roman"/>
-          <w:lang w:val="en-ID"/>
-        </w:rPr>
-        <w:t>seperti</w:t>
-      </w:r>
-      <w:proofErr w:type="spellEnd"/>
-      <w:r>
-        <w:rPr>
-          <w:rFonts w:ascii="Times New Roman" w:hAnsi="Times New Roman" w:cs="Times New Roman"/>
-          <w:lang w:val="en-ID"/>
-        </w:rPr>
-        <w:t xml:space="preserve"> </w:t>
+        <w:t xml:space="preserve"> secara berkelanjutan, mendeteksi detak jantung abnormal dengan cepat, serta meninjau hasil klasifikasi secara mendetail melalui fitur-fitur seperti </w:t>
       </w:r>
       <w:r>
         <w:rPr>
@@ -1659,23 +258,7 @@
           <w:rFonts w:ascii="Times New Roman" w:hAnsi="Times New Roman" w:cs="Times New Roman"/>
           <w:lang w:val="en-ID"/>
         </w:rPr>
-        <w:t xml:space="preserve">, </w:t>
-      </w:r>
-      <w:proofErr w:type="spellStart"/>
-      <w:r>
-        <w:rPr>
-          <w:rFonts w:ascii="Times New Roman" w:hAnsi="Times New Roman" w:cs="Times New Roman"/>
-          <w:lang w:val="en-ID"/>
-        </w:rPr>
-        <w:t>visualisasi</w:t>
-      </w:r>
-      <w:proofErr w:type="spellEnd"/>
-      <w:r>
-        <w:rPr>
-          <w:rFonts w:ascii="Times New Roman" w:hAnsi="Times New Roman" w:cs="Times New Roman"/>
-          <w:lang w:val="en-ID"/>
-        </w:rPr>
-        <w:t xml:space="preserve"> </w:t>
+        <w:t xml:space="preserve">, visualisasi </w:t>
       </w:r>
       <w:r>
         <w:rPr>
@@ -1723,119 +306,7 @@
           <w:rFonts w:ascii="Times New Roman" w:hAnsi="Times New Roman" w:cs="Times New Roman"/>
           <w:lang w:val="en-ID"/>
         </w:rPr>
-        <w:t xml:space="preserve"> </w:t>
-      </w:r>
-      <w:proofErr w:type="spellStart"/>
-      <w:r>
-        <w:rPr>
-          <w:rFonts w:ascii="Times New Roman" w:hAnsi="Times New Roman" w:cs="Times New Roman"/>
-          <w:lang w:val="en-ID"/>
-        </w:rPr>
-        <w:t>untuk</w:t>
-      </w:r>
-      <w:proofErr w:type="spellEnd"/>
-      <w:r>
-        <w:rPr>
-          <w:rFonts w:ascii="Times New Roman" w:hAnsi="Times New Roman" w:cs="Times New Roman"/>
-          <w:lang w:val="en-ID"/>
-        </w:rPr>
-        <w:t xml:space="preserve"> </w:t>
-      </w:r>
-      <w:proofErr w:type="spellStart"/>
-      <w:r>
-        <w:rPr>
-          <w:rFonts w:ascii="Times New Roman" w:hAnsi="Times New Roman" w:cs="Times New Roman"/>
-          <w:lang w:val="en-ID"/>
-        </w:rPr>
-        <w:t>keperluan</w:t>
-      </w:r>
-      <w:proofErr w:type="spellEnd"/>
-      <w:r>
-        <w:rPr>
-          <w:rFonts w:ascii="Times New Roman" w:hAnsi="Times New Roman" w:cs="Times New Roman"/>
-          <w:lang w:val="en-ID"/>
-        </w:rPr>
-        <w:t xml:space="preserve"> </w:t>
-      </w:r>
-      <w:proofErr w:type="spellStart"/>
-      <w:r>
-        <w:rPr>
-          <w:rFonts w:ascii="Times New Roman" w:hAnsi="Times New Roman" w:cs="Times New Roman"/>
-          <w:lang w:val="en-ID"/>
-        </w:rPr>
-        <w:t>pengarsipan</w:t>
-      </w:r>
-      <w:proofErr w:type="spellEnd"/>
-      <w:r>
-        <w:rPr>
-          <w:rFonts w:ascii="Times New Roman" w:hAnsi="Times New Roman" w:cs="Times New Roman"/>
-          <w:lang w:val="en-ID"/>
-        </w:rPr>
-        <w:t xml:space="preserve"> </w:t>
-      </w:r>
-      <w:proofErr w:type="spellStart"/>
-      <w:r>
-        <w:rPr>
-          <w:rFonts w:ascii="Times New Roman" w:hAnsi="Times New Roman" w:cs="Times New Roman"/>
-          <w:lang w:val="en-ID"/>
-        </w:rPr>
-        <w:t>atau</w:t>
-      </w:r>
-      <w:proofErr w:type="spellEnd"/>
-      <w:r>
-        <w:rPr>
-          <w:rFonts w:ascii="Times New Roman" w:hAnsi="Times New Roman" w:cs="Times New Roman"/>
-          <w:lang w:val="en-ID"/>
-        </w:rPr>
-        <w:t xml:space="preserve"> </w:t>
-      </w:r>
-      <w:proofErr w:type="spellStart"/>
-      <w:r>
-        <w:rPr>
-          <w:rFonts w:ascii="Times New Roman" w:hAnsi="Times New Roman" w:cs="Times New Roman"/>
-          <w:lang w:val="en-ID"/>
-        </w:rPr>
-        <w:t>analisis</w:t>
-      </w:r>
-      <w:proofErr w:type="spellEnd"/>
-      <w:r>
-        <w:rPr>
-          <w:rFonts w:ascii="Times New Roman" w:hAnsi="Times New Roman" w:cs="Times New Roman"/>
-          <w:lang w:val="en-ID"/>
-        </w:rPr>
-        <w:t xml:space="preserve"> </w:t>
-      </w:r>
-      <w:proofErr w:type="spellStart"/>
-      <w:r>
-        <w:rPr>
-          <w:rFonts w:ascii="Times New Roman" w:hAnsi="Times New Roman" w:cs="Times New Roman"/>
-          <w:lang w:val="en-ID"/>
-        </w:rPr>
-        <w:t>lebih</w:t>
-      </w:r>
-      <w:proofErr w:type="spellEnd"/>
-      <w:r>
-        <w:rPr>
-          <w:rFonts w:ascii="Times New Roman" w:hAnsi="Times New Roman" w:cs="Times New Roman"/>
-          <w:lang w:val="en-ID"/>
-        </w:rPr>
-        <w:t xml:space="preserve"> </w:t>
-      </w:r>
-      <w:proofErr w:type="spellStart"/>
-      <w:r>
-        <w:rPr>
-          <w:rFonts w:ascii="Times New Roman" w:hAnsi="Times New Roman" w:cs="Times New Roman"/>
-          <w:lang w:val="en-ID"/>
-        </w:rPr>
-        <w:t>lanjut</w:t>
-      </w:r>
-      <w:proofErr w:type="spellEnd"/>
-      <w:r>
-        <w:rPr>
-          <w:rFonts w:ascii="Times New Roman" w:hAnsi="Times New Roman" w:cs="Times New Roman"/>
-          <w:lang w:val="en-ID"/>
-        </w:rPr>
-        <w:t>.</w:t>
+        <w:t xml:space="preserve"> untuk keperluan pengarsipan atau analisis lebih lanjut.</w:t>
       </w:r>
     </w:p>
     <w:p>
@@ -3392,6 +1863,7 @@
   <w:style w:type="character" w:default="1" w:styleId="DefaultParagraphFont">
     <w:name w:val="Default Paragraph Font"/>
     <w:uiPriority w:val="1"/>
+    <w:semiHidden/>
     <w:unhideWhenUsed/>
   </w:style>
   <w:style w:type="table" w:default="1" w:styleId="TableNormal">

--- a/docs/Synopsis.docx
+++ b/docs/Synopsis.docx
@@ -4,6 +4,7 @@
   <w:body>
     <w:p>
       <w:pPr>
+        <w:spacing w:line="360" w:lineRule="auto"/>
         <w:jc w:val="center"/>
         <w:rPr>
           <w:rFonts w:ascii="Times New Roman" w:hAnsi="Times New Roman" w:cs="Times New Roman"/>
@@ -33,17 +34,172 @@
     </w:p>
     <w:p>
       <w:pPr>
-        <w:rPr>
-          <w:rFonts w:ascii="Times New Roman" w:hAnsi="Times New Roman" w:cs="Times New Roman"/>
-          <w:lang w:val="en-ID"/>
-        </w:rPr>
-      </w:pPr>
-      <w:r>
-        <w:rPr>
-          <w:rFonts w:ascii="Times New Roman" w:hAnsi="Times New Roman" w:cs="Times New Roman"/>
-          <w:lang w:val="en-ID"/>
-        </w:rPr>
-        <w:t xml:space="preserve">CardioMonitor adalah aplikasi web yang dirancang untuk memantau dan mengklasifikasikan detak jantung ECG secara </w:t>
+        <w:spacing w:line="360" w:lineRule="auto"/>
+        <w:jc w:val="both"/>
+        <w:rPr>
+          <w:rFonts w:ascii="Times New Roman" w:hAnsi="Times New Roman" w:cs="Times New Roman"/>
+          <w:lang w:val="en-ID"/>
+        </w:rPr>
+      </w:pPr>
+      <w:proofErr w:type="spellStart"/>
+      <w:r>
+        <w:rPr>
+          <w:rFonts w:ascii="Times New Roman" w:hAnsi="Times New Roman" w:cs="Times New Roman"/>
+          <w:lang w:val="en-ID"/>
+        </w:rPr>
+        <w:t>CardioMonitor</w:t>
+      </w:r>
+      <w:proofErr w:type="spellEnd"/>
+      <w:r>
+        <w:rPr>
+          <w:rFonts w:ascii="Times New Roman" w:hAnsi="Times New Roman" w:cs="Times New Roman"/>
+          <w:lang w:val="en-ID"/>
+        </w:rPr>
+        <w:t xml:space="preserve"> </w:t>
+      </w:r>
+      <w:proofErr w:type="spellStart"/>
+      <w:r>
+        <w:rPr>
+          <w:rFonts w:ascii="Times New Roman" w:hAnsi="Times New Roman" w:cs="Times New Roman"/>
+          <w:lang w:val="en-ID"/>
+        </w:rPr>
+        <w:t>adalah</w:t>
+      </w:r>
+      <w:proofErr w:type="spellEnd"/>
+      <w:r>
+        <w:rPr>
+          <w:rFonts w:ascii="Times New Roman" w:hAnsi="Times New Roman" w:cs="Times New Roman"/>
+          <w:lang w:val="en-ID"/>
+        </w:rPr>
+        <w:t xml:space="preserve"> </w:t>
+      </w:r>
+      <w:proofErr w:type="spellStart"/>
+      <w:r>
+        <w:rPr>
+          <w:rFonts w:ascii="Times New Roman" w:hAnsi="Times New Roman" w:cs="Times New Roman"/>
+          <w:lang w:val="en-ID"/>
+        </w:rPr>
+        <w:t>aplikasi</w:t>
+      </w:r>
+      <w:proofErr w:type="spellEnd"/>
+      <w:r>
+        <w:rPr>
+          <w:rFonts w:ascii="Times New Roman" w:hAnsi="Times New Roman" w:cs="Times New Roman"/>
+          <w:lang w:val="en-ID"/>
+        </w:rPr>
+        <w:t xml:space="preserve"> web yang </w:t>
+      </w:r>
+      <w:proofErr w:type="spellStart"/>
+      <w:r>
+        <w:rPr>
+          <w:rFonts w:ascii="Times New Roman" w:hAnsi="Times New Roman" w:cs="Times New Roman"/>
+          <w:lang w:val="en-ID"/>
+        </w:rPr>
+        <w:t>dirancang</w:t>
+      </w:r>
+      <w:proofErr w:type="spellEnd"/>
+      <w:r>
+        <w:rPr>
+          <w:rFonts w:ascii="Times New Roman" w:hAnsi="Times New Roman" w:cs="Times New Roman"/>
+          <w:lang w:val="en-ID"/>
+        </w:rPr>
+        <w:t xml:space="preserve"> </w:t>
+      </w:r>
+      <w:proofErr w:type="spellStart"/>
+      <w:r>
+        <w:rPr>
+          <w:rFonts w:ascii="Times New Roman" w:hAnsi="Times New Roman" w:cs="Times New Roman"/>
+          <w:lang w:val="en-ID"/>
+        </w:rPr>
+        <w:t>untuk</w:t>
+      </w:r>
+      <w:proofErr w:type="spellEnd"/>
+      <w:r>
+        <w:rPr>
+          <w:rFonts w:ascii="Times New Roman" w:hAnsi="Times New Roman" w:cs="Times New Roman"/>
+          <w:lang w:val="en-ID"/>
+        </w:rPr>
+        <w:t xml:space="preserve"> </w:t>
+      </w:r>
+      <w:proofErr w:type="spellStart"/>
+      <w:r>
+        <w:rPr>
+          <w:rFonts w:ascii="Times New Roman" w:hAnsi="Times New Roman" w:cs="Times New Roman"/>
+          <w:lang w:val="en-ID"/>
+        </w:rPr>
+        <w:t>memantau</w:t>
+      </w:r>
+      <w:proofErr w:type="spellEnd"/>
+      <w:r>
+        <w:rPr>
+          <w:rFonts w:ascii="Times New Roman" w:hAnsi="Times New Roman" w:cs="Times New Roman"/>
+          <w:lang w:val="en-ID"/>
+        </w:rPr>
+        <w:t xml:space="preserve"> dan </w:t>
+      </w:r>
+      <w:proofErr w:type="spellStart"/>
+      <w:r>
+        <w:rPr>
+          <w:rFonts w:ascii="Times New Roman" w:hAnsi="Times New Roman" w:cs="Times New Roman"/>
+          <w:lang w:val="en-ID"/>
+        </w:rPr>
+        <w:t>mengklasifikasikan</w:t>
+      </w:r>
+      <w:proofErr w:type="spellEnd"/>
+      <w:r>
+        <w:rPr>
+          <w:rFonts w:ascii="Times New Roman" w:hAnsi="Times New Roman" w:cs="Times New Roman"/>
+          <w:lang w:val="en-ID"/>
+        </w:rPr>
+        <w:t xml:space="preserve"> </w:t>
+      </w:r>
+      <w:proofErr w:type="spellStart"/>
+      <w:r>
+        <w:rPr>
+          <w:rFonts w:ascii="Times New Roman" w:hAnsi="Times New Roman" w:cs="Times New Roman"/>
+          <w:lang w:val="en-ID"/>
+        </w:rPr>
+        <w:t>detak</w:t>
+      </w:r>
+      <w:proofErr w:type="spellEnd"/>
+      <w:r>
+        <w:rPr>
+          <w:rFonts w:ascii="Times New Roman" w:hAnsi="Times New Roman" w:cs="Times New Roman"/>
+          <w:lang w:val="en-ID"/>
+        </w:rPr>
+        <w:t xml:space="preserve"> </w:t>
+      </w:r>
+      <w:proofErr w:type="spellStart"/>
+      <w:r>
+        <w:rPr>
+          <w:rFonts w:ascii="Times New Roman" w:hAnsi="Times New Roman" w:cs="Times New Roman"/>
+          <w:lang w:val="en-ID"/>
+        </w:rPr>
+        <w:t>jantung</w:t>
+      </w:r>
+      <w:proofErr w:type="spellEnd"/>
+      <w:r>
+        <w:rPr>
+          <w:rFonts w:ascii="Times New Roman" w:hAnsi="Times New Roman" w:cs="Times New Roman"/>
+          <w:lang w:val="en-ID"/>
+        </w:rPr>
+        <w:t xml:space="preserve"> ECG </w:t>
+      </w:r>
+      <w:proofErr w:type="spellStart"/>
+      <w:r>
+        <w:rPr>
+          <w:rFonts w:ascii="Times New Roman" w:hAnsi="Times New Roman" w:cs="Times New Roman"/>
+          <w:lang w:val="en-ID"/>
+        </w:rPr>
+        <w:t>secara</w:t>
+      </w:r>
+      <w:proofErr w:type="spellEnd"/>
+      <w:r>
+        <w:rPr>
+          <w:rFonts w:ascii="Times New Roman" w:hAnsi="Times New Roman" w:cs="Times New Roman"/>
+          <w:lang w:val="en-ID"/>
+        </w:rPr>
+        <w:t xml:space="preserve"> </w:t>
       </w:r>
       <w:r>
         <w:rPr>
@@ -54,12 +210,53 @@
         </w:rPr>
         <w:t xml:space="preserve">real time </w:t>
       </w:r>
-      <w:r>
-        <w:rPr>
-          <w:rFonts w:ascii="Times New Roman" w:hAnsi="Times New Roman" w:cs="Times New Roman"/>
-          <w:lang w:val="en-ID"/>
-        </w:rPr>
-        <w:t xml:space="preserve">dengan bantuan teknologi </w:t>
+      <w:proofErr w:type="spellStart"/>
+      <w:r>
+        <w:rPr>
+          <w:rFonts w:ascii="Times New Roman" w:hAnsi="Times New Roman" w:cs="Times New Roman"/>
+          <w:lang w:val="en-ID"/>
+        </w:rPr>
+        <w:t>dengan</w:t>
+      </w:r>
+      <w:proofErr w:type="spellEnd"/>
+      <w:r>
+        <w:rPr>
+          <w:rFonts w:ascii="Times New Roman" w:hAnsi="Times New Roman" w:cs="Times New Roman"/>
+          <w:lang w:val="en-ID"/>
+        </w:rPr>
+        <w:t xml:space="preserve"> </w:t>
+      </w:r>
+      <w:proofErr w:type="spellStart"/>
+      <w:r>
+        <w:rPr>
+          <w:rFonts w:ascii="Times New Roman" w:hAnsi="Times New Roman" w:cs="Times New Roman"/>
+          <w:lang w:val="en-ID"/>
+        </w:rPr>
+        <w:t>bantuan</w:t>
+      </w:r>
+      <w:proofErr w:type="spellEnd"/>
+      <w:r>
+        <w:rPr>
+          <w:rFonts w:ascii="Times New Roman" w:hAnsi="Times New Roman" w:cs="Times New Roman"/>
+          <w:lang w:val="en-ID"/>
+        </w:rPr>
+        <w:t xml:space="preserve"> </w:t>
+      </w:r>
+      <w:proofErr w:type="spellStart"/>
+      <w:r>
+        <w:rPr>
+          <w:rFonts w:ascii="Times New Roman" w:hAnsi="Times New Roman" w:cs="Times New Roman"/>
+          <w:lang w:val="en-ID"/>
+        </w:rPr>
+        <w:t>teknologi</w:t>
+      </w:r>
+      <w:proofErr w:type="spellEnd"/>
+      <w:r>
+        <w:rPr>
+          <w:rFonts w:ascii="Times New Roman" w:hAnsi="Times New Roman" w:cs="Times New Roman"/>
+          <w:lang w:val="en-ID"/>
+        </w:rPr>
+        <w:t xml:space="preserve"> </w:t>
       </w:r>
       <w:r>
         <w:rPr>
@@ -75,7 +272,55 @@
           <w:rFonts w:ascii="Times New Roman" w:hAnsi="Times New Roman" w:cs="Times New Roman"/>
           <w:lang w:val="en-ID"/>
         </w:rPr>
-        <w:t xml:space="preserve">. Aplikasi ini menggunakan model </w:t>
+        <w:t xml:space="preserve">. </w:t>
+      </w:r>
+      <w:proofErr w:type="spellStart"/>
+      <w:r>
+        <w:rPr>
+          <w:rFonts w:ascii="Times New Roman" w:hAnsi="Times New Roman" w:cs="Times New Roman"/>
+          <w:lang w:val="en-ID"/>
+        </w:rPr>
+        <w:t>Aplikasi</w:t>
+      </w:r>
+      <w:proofErr w:type="spellEnd"/>
+      <w:r>
+        <w:rPr>
+          <w:rFonts w:ascii="Times New Roman" w:hAnsi="Times New Roman" w:cs="Times New Roman"/>
+          <w:lang w:val="en-ID"/>
+        </w:rPr>
+        <w:t xml:space="preserve"> </w:t>
+      </w:r>
+      <w:proofErr w:type="spellStart"/>
+      <w:r>
+        <w:rPr>
+          <w:rFonts w:ascii="Times New Roman" w:hAnsi="Times New Roman" w:cs="Times New Roman"/>
+          <w:lang w:val="en-ID"/>
+        </w:rPr>
+        <w:t>ini</w:t>
+      </w:r>
+      <w:proofErr w:type="spellEnd"/>
+      <w:r>
+        <w:rPr>
+          <w:rFonts w:ascii="Times New Roman" w:hAnsi="Times New Roman" w:cs="Times New Roman"/>
+          <w:lang w:val="en-ID"/>
+        </w:rPr>
+        <w:t xml:space="preserve"> </w:t>
+      </w:r>
+      <w:proofErr w:type="spellStart"/>
+      <w:r>
+        <w:rPr>
+          <w:rFonts w:ascii="Times New Roman" w:hAnsi="Times New Roman" w:cs="Times New Roman"/>
+          <w:lang w:val="en-ID"/>
+        </w:rPr>
+        <w:t>menggunakan</w:t>
+      </w:r>
+      <w:proofErr w:type="spellEnd"/>
+      <w:r>
+        <w:rPr>
+          <w:rFonts w:ascii="Times New Roman" w:hAnsi="Times New Roman" w:cs="Times New Roman"/>
+          <w:lang w:val="en-ID"/>
+        </w:rPr>
+        <w:t xml:space="preserve"> model </w:t>
       </w:r>
       <w:r>
         <w:rPr>
@@ -91,7 +336,55 @@
           <w:rFonts w:ascii="Times New Roman" w:hAnsi="Times New Roman" w:cs="Times New Roman"/>
           <w:lang w:val="en-ID"/>
         </w:rPr>
-        <w:t xml:space="preserve"> CNN1D yang diekspor ke format ONNX untuk </w:t>
+        <w:t xml:space="preserve"> CNN1D yang </w:t>
+      </w:r>
+      <w:proofErr w:type="spellStart"/>
+      <w:r>
+        <w:rPr>
+          <w:rFonts w:ascii="Times New Roman" w:hAnsi="Times New Roman" w:cs="Times New Roman"/>
+          <w:lang w:val="en-ID"/>
+        </w:rPr>
+        <w:t>diekspor</w:t>
+      </w:r>
+      <w:proofErr w:type="spellEnd"/>
+      <w:r>
+        <w:rPr>
+          <w:rFonts w:ascii="Times New Roman" w:hAnsi="Times New Roman" w:cs="Times New Roman"/>
+          <w:lang w:val="en-ID"/>
+        </w:rPr>
+        <w:t xml:space="preserve"> </w:t>
+      </w:r>
+      <w:proofErr w:type="spellStart"/>
+      <w:r>
+        <w:rPr>
+          <w:rFonts w:ascii="Times New Roman" w:hAnsi="Times New Roman" w:cs="Times New Roman"/>
+          <w:lang w:val="en-ID"/>
+        </w:rPr>
+        <w:t>ke</w:t>
+      </w:r>
+      <w:proofErr w:type="spellEnd"/>
+      <w:r>
+        <w:rPr>
+          <w:rFonts w:ascii="Times New Roman" w:hAnsi="Times New Roman" w:cs="Times New Roman"/>
+          <w:lang w:val="en-ID"/>
+        </w:rPr>
+        <w:t xml:space="preserve"> format ONNX </w:t>
+      </w:r>
+      <w:proofErr w:type="spellStart"/>
+      <w:r>
+        <w:rPr>
+          <w:rFonts w:ascii="Times New Roman" w:hAnsi="Times New Roman" w:cs="Times New Roman"/>
+          <w:lang w:val="en-ID"/>
+        </w:rPr>
+        <w:t>untuk</w:t>
+      </w:r>
+      <w:proofErr w:type="spellEnd"/>
+      <w:r>
+        <w:rPr>
+          <w:rFonts w:ascii="Times New Roman" w:hAnsi="Times New Roman" w:cs="Times New Roman"/>
+          <w:lang w:val="en-ID"/>
+        </w:rPr>
+        <w:t xml:space="preserve"> </w:t>
       </w:r>
       <w:r>
         <w:rPr>
@@ -107,7 +400,167 @@
           <w:rFonts w:ascii="Times New Roman" w:hAnsi="Times New Roman" w:cs="Times New Roman"/>
           <w:lang w:val="en-ID"/>
         </w:rPr>
-        <w:t xml:space="preserve"> yang efisien, guna menghasilkan hasil klasifikasi yang akurat. Pengguna cukup memulai sesi pemantauan di </w:t>
+        <w:t xml:space="preserve"> yang </w:t>
+      </w:r>
+      <w:proofErr w:type="spellStart"/>
+      <w:r>
+        <w:rPr>
+          <w:rFonts w:ascii="Times New Roman" w:hAnsi="Times New Roman" w:cs="Times New Roman"/>
+          <w:lang w:val="en-ID"/>
+        </w:rPr>
+        <w:t>efisien</w:t>
+      </w:r>
+      <w:proofErr w:type="spellEnd"/>
+      <w:r>
+        <w:rPr>
+          <w:rFonts w:ascii="Times New Roman" w:hAnsi="Times New Roman" w:cs="Times New Roman"/>
+          <w:lang w:val="en-ID"/>
+        </w:rPr>
+        <w:t xml:space="preserve">, guna </w:t>
+      </w:r>
+      <w:proofErr w:type="spellStart"/>
+      <w:r>
+        <w:rPr>
+          <w:rFonts w:ascii="Times New Roman" w:hAnsi="Times New Roman" w:cs="Times New Roman"/>
+          <w:lang w:val="en-ID"/>
+        </w:rPr>
+        <w:t>menghasilkan</w:t>
+      </w:r>
+      <w:proofErr w:type="spellEnd"/>
+      <w:r>
+        <w:rPr>
+          <w:rFonts w:ascii="Times New Roman" w:hAnsi="Times New Roman" w:cs="Times New Roman"/>
+          <w:lang w:val="en-ID"/>
+        </w:rPr>
+        <w:t xml:space="preserve"> </w:t>
+      </w:r>
+      <w:proofErr w:type="spellStart"/>
+      <w:r>
+        <w:rPr>
+          <w:rFonts w:ascii="Times New Roman" w:hAnsi="Times New Roman" w:cs="Times New Roman"/>
+          <w:lang w:val="en-ID"/>
+        </w:rPr>
+        <w:t>hasil</w:t>
+      </w:r>
+      <w:proofErr w:type="spellEnd"/>
+      <w:r>
+        <w:rPr>
+          <w:rFonts w:ascii="Times New Roman" w:hAnsi="Times New Roman" w:cs="Times New Roman"/>
+          <w:lang w:val="en-ID"/>
+        </w:rPr>
+        <w:t xml:space="preserve"> </w:t>
+      </w:r>
+      <w:proofErr w:type="spellStart"/>
+      <w:r>
+        <w:rPr>
+          <w:rFonts w:ascii="Times New Roman" w:hAnsi="Times New Roman" w:cs="Times New Roman"/>
+          <w:lang w:val="en-ID"/>
+        </w:rPr>
+        <w:t>klasifikasi</w:t>
+      </w:r>
+      <w:proofErr w:type="spellEnd"/>
+      <w:r>
+        <w:rPr>
+          <w:rFonts w:ascii="Times New Roman" w:hAnsi="Times New Roman" w:cs="Times New Roman"/>
+          <w:lang w:val="en-ID"/>
+        </w:rPr>
+        <w:t xml:space="preserve"> yang </w:t>
+      </w:r>
+      <w:proofErr w:type="spellStart"/>
+      <w:r>
+        <w:rPr>
+          <w:rFonts w:ascii="Times New Roman" w:hAnsi="Times New Roman" w:cs="Times New Roman"/>
+          <w:lang w:val="en-ID"/>
+        </w:rPr>
+        <w:t>akurat</w:t>
+      </w:r>
+      <w:proofErr w:type="spellEnd"/>
+      <w:r>
+        <w:rPr>
+          <w:rFonts w:ascii="Times New Roman" w:hAnsi="Times New Roman" w:cs="Times New Roman"/>
+          <w:lang w:val="en-ID"/>
+        </w:rPr>
+        <w:t xml:space="preserve">. </w:t>
+      </w:r>
+      <w:proofErr w:type="spellStart"/>
+      <w:r>
+        <w:rPr>
+          <w:rFonts w:ascii="Times New Roman" w:hAnsi="Times New Roman" w:cs="Times New Roman"/>
+          <w:lang w:val="en-ID"/>
+        </w:rPr>
+        <w:t>Pengguna</w:t>
+      </w:r>
+      <w:proofErr w:type="spellEnd"/>
+      <w:r>
+        <w:rPr>
+          <w:rFonts w:ascii="Times New Roman" w:hAnsi="Times New Roman" w:cs="Times New Roman"/>
+          <w:lang w:val="en-ID"/>
+        </w:rPr>
+        <w:t xml:space="preserve"> </w:t>
+      </w:r>
+      <w:proofErr w:type="spellStart"/>
+      <w:r>
+        <w:rPr>
+          <w:rFonts w:ascii="Times New Roman" w:hAnsi="Times New Roman" w:cs="Times New Roman"/>
+          <w:lang w:val="en-ID"/>
+        </w:rPr>
+        <w:t>cukup</w:t>
+      </w:r>
+      <w:proofErr w:type="spellEnd"/>
+      <w:r>
+        <w:rPr>
+          <w:rFonts w:ascii="Times New Roman" w:hAnsi="Times New Roman" w:cs="Times New Roman"/>
+          <w:lang w:val="en-ID"/>
+        </w:rPr>
+        <w:t xml:space="preserve"> </w:t>
+      </w:r>
+      <w:proofErr w:type="spellStart"/>
+      <w:r>
+        <w:rPr>
+          <w:rFonts w:ascii="Times New Roman" w:hAnsi="Times New Roman" w:cs="Times New Roman"/>
+          <w:lang w:val="en-ID"/>
+        </w:rPr>
+        <w:t>memulai</w:t>
+      </w:r>
+      <w:proofErr w:type="spellEnd"/>
+      <w:r>
+        <w:rPr>
+          <w:rFonts w:ascii="Times New Roman" w:hAnsi="Times New Roman" w:cs="Times New Roman"/>
+          <w:lang w:val="en-ID"/>
+        </w:rPr>
+        <w:t xml:space="preserve"> </w:t>
+      </w:r>
+      <w:proofErr w:type="spellStart"/>
+      <w:r>
+        <w:rPr>
+          <w:rFonts w:ascii="Times New Roman" w:hAnsi="Times New Roman" w:cs="Times New Roman"/>
+          <w:lang w:val="en-ID"/>
+        </w:rPr>
+        <w:t>sesi</w:t>
+      </w:r>
+      <w:proofErr w:type="spellEnd"/>
+      <w:r>
+        <w:rPr>
+          <w:rFonts w:ascii="Times New Roman" w:hAnsi="Times New Roman" w:cs="Times New Roman"/>
+          <w:lang w:val="en-ID"/>
+        </w:rPr>
+        <w:t xml:space="preserve"> </w:t>
+      </w:r>
+      <w:proofErr w:type="spellStart"/>
+      <w:r>
+        <w:rPr>
+          <w:rFonts w:ascii="Times New Roman" w:hAnsi="Times New Roman" w:cs="Times New Roman"/>
+          <w:lang w:val="en-ID"/>
+        </w:rPr>
+        <w:t>pemantauan</w:t>
+      </w:r>
+      <w:proofErr w:type="spellEnd"/>
+      <w:r>
+        <w:rPr>
+          <w:rFonts w:ascii="Times New Roman" w:hAnsi="Times New Roman" w:cs="Times New Roman"/>
+          <w:lang w:val="en-ID"/>
+        </w:rPr>
+        <w:t xml:space="preserve"> di </w:t>
       </w:r>
       <w:r>
         <w:rPr>
@@ -123,7 +576,55 @@
           <w:rFonts w:ascii="Times New Roman" w:hAnsi="Times New Roman" w:cs="Times New Roman"/>
           <w:lang w:val="en-ID"/>
         </w:rPr>
-        <w:t xml:space="preserve">, dan aplikasi akan memvisualisasikan ECG </w:t>
+        <w:t xml:space="preserve">, dan </w:t>
+      </w:r>
+      <w:proofErr w:type="spellStart"/>
+      <w:r>
+        <w:rPr>
+          <w:rFonts w:ascii="Times New Roman" w:hAnsi="Times New Roman" w:cs="Times New Roman"/>
+          <w:lang w:val="en-ID"/>
+        </w:rPr>
+        <w:t>aplikasi</w:t>
+      </w:r>
+      <w:proofErr w:type="spellEnd"/>
+      <w:r>
+        <w:rPr>
+          <w:rFonts w:ascii="Times New Roman" w:hAnsi="Times New Roman" w:cs="Times New Roman"/>
+          <w:lang w:val="en-ID"/>
+        </w:rPr>
+        <w:t xml:space="preserve"> </w:t>
+      </w:r>
+      <w:proofErr w:type="spellStart"/>
+      <w:r>
+        <w:rPr>
+          <w:rFonts w:ascii="Times New Roman" w:hAnsi="Times New Roman" w:cs="Times New Roman"/>
+          <w:lang w:val="en-ID"/>
+        </w:rPr>
+        <w:t>akan</w:t>
+      </w:r>
+      <w:proofErr w:type="spellEnd"/>
+      <w:r>
+        <w:rPr>
+          <w:rFonts w:ascii="Times New Roman" w:hAnsi="Times New Roman" w:cs="Times New Roman"/>
+          <w:lang w:val="en-ID"/>
+        </w:rPr>
+        <w:t xml:space="preserve"> </w:t>
+      </w:r>
+      <w:proofErr w:type="spellStart"/>
+      <w:r>
+        <w:rPr>
+          <w:rFonts w:ascii="Times New Roman" w:hAnsi="Times New Roman" w:cs="Times New Roman"/>
+          <w:lang w:val="en-ID"/>
+        </w:rPr>
+        <w:t>memvisualisasikan</w:t>
+      </w:r>
+      <w:proofErr w:type="spellEnd"/>
+      <w:r>
+        <w:rPr>
+          <w:rFonts w:ascii="Times New Roman" w:hAnsi="Times New Roman" w:cs="Times New Roman"/>
+          <w:lang w:val="en-ID"/>
+        </w:rPr>
+        <w:t xml:space="preserve"> ECG </w:t>
       </w:r>
       <w:r>
         <w:rPr>
@@ -139,7 +640,23 @@
           <w:rFonts w:ascii="Times New Roman" w:hAnsi="Times New Roman" w:cs="Times New Roman"/>
           <w:lang w:val="en-ID"/>
         </w:rPr>
-        <w:t xml:space="preserve">pada sebuah </w:t>
+        <w:t xml:space="preserve">pada </w:t>
+      </w:r>
+      <w:proofErr w:type="spellStart"/>
+      <w:r>
+        <w:rPr>
+          <w:rFonts w:ascii="Times New Roman" w:hAnsi="Times New Roman" w:cs="Times New Roman"/>
+          <w:lang w:val="en-ID"/>
+        </w:rPr>
+        <w:t>sebuah</w:t>
+      </w:r>
+      <w:proofErr w:type="spellEnd"/>
+      <w:r>
+        <w:rPr>
+          <w:rFonts w:ascii="Times New Roman" w:hAnsi="Times New Roman" w:cs="Times New Roman"/>
+          <w:lang w:val="en-ID"/>
+        </w:rPr>
+        <w:t xml:space="preserve"> </w:t>
       </w:r>
       <w:r>
         <w:rPr>
@@ -155,7 +672,311 @@
           <w:rFonts w:ascii="Times New Roman" w:hAnsi="Times New Roman" w:cs="Times New Roman"/>
           <w:lang w:val="en-ID"/>
         </w:rPr>
-        <w:t xml:space="preserve"> sambil menganalisis setiap detak jantung saat tiba. Apabila hasil klasifikasi menunjukkan detak jantung abnormal, CardioMonitor akan langsung menandainya dengan visual indicator beserta </w:t>
+        <w:t xml:space="preserve"> </w:t>
+      </w:r>
+      <w:proofErr w:type="spellStart"/>
+      <w:r>
+        <w:rPr>
+          <w:rFonts w:ascii="Times New Roman" w:hAnsi="Times New Roman" w:cs="Times New Roman"/>
+          <w:lang w:val="en-ID"/>
+        </w:rPr>
+        <w:t>sambil</w:t>
+      </w:r>
+      <w:proofErr w:type="spellEnd"/>
+      <w:r>
+        <w:rPr>
+          <w:rFonts w:ascii="Times New Roman" w:hAnsi="Times New Roman" w:cs="Times New Roman"/>
+          <w:lang w:val="en-ID"/>
+        </w:rPr>
+        <w:t xml:space="preserve"> </w:t>
+      </w:r>
+      <w:proofErr w:type="spellStart"/>
+      <w:r>
+        <w:rPr>
+          <w:rFonts w:ascii="Times New Roman" w:hAnsi="Times New Roman" w:cs="Times New Roman"/>
+          <w:lang w:val="en-ID"/>
+        </w:rPr>
+        <w:t>menganalisis</w:t>
+      </w:r>
+      <w:proofErr w:type="spellEnd"/>
+      <w:r>
+        <w:rPr>
+          <w:rFonts w:ascii="Times New Roman" w:hAnsi="Times New Roman" w:cs="Times New Roman"/>
+          <w:lang w:val="en-ID"/>
+        </w:rPr>
+        <w:t xml:space="preserve"> </w:t>
+      </w:r>
+      <w:proofErr w:type="spellStart"/>
+      <w:r>
+        <w:rPr>
+          <w:rFonts w:ascii="Times New Roman" w:hAnsi="Times New Roman" w:cs="Times New Roman"/>
+          <w:lang w:val="en-ID"/>
+        </w:rPr>
+        <w:t>setiap</w:t>
+      </w:r>
+      <w:proofErr w:type="spellEnd"/>
+      <w:r>
+        <w:rPr>
+          <w:rFonts w:ascii="Times New Roman" w:hAnsi="Times New Roman" w:cs="Times New Roman"/>
+          <w:lang w:val="en-ID"/>
+        </w:rPr>
+        <w:t xml:space="preserve"> </w:t>
+      </w:r>
+      <w:proofErr w:type="spellStart"/>
+      <w:r>
+        <w:rPr>
+          <w:rFonts w:ascii="Times New Roman" w:hAnsi="Times New Roman" w:cs="Times New Roman"/>
+          <w:lang w:val="en-ID"/>
+        </w:rPr>
+        <w:t>detak</w:t>
+      </w:r>
+      <w:proofErr w:type="spellEnd"/>
+      <w:r>
+        <w:rPr>
+          <w:rFonts w:ascii="Times New Roman" w:hAnsi="Times New Roman" w:cs="Times New Roman"/>
+          <w:lang w:val="en-ID"/>
+        </w:rPr>
+        <w:t xml:space="preserve"> </w:t>
+      </w:r>
+      <w:proofErr w:type="spellStart"/>
+      <w:r>
+        <w:rPr>
+          <w:rFonts w:ascii="Times New Roman" w:hAnsi="Times New Roman" w:cs="Times New Roman"/>
+          <w:lang w:val="en-ID"/>
+        </w:rPr>
+        <w:t>jantung</w:t>
+      </w:r>
+      <w:proofErr w:type="spellEnd"/>
+      <w:r>
+        <w:rPr>
+          <w:rFonts w:ascii="Times New Roman" w:hAnsi="Times New Roman" w:cs="Times New Roman"/>
+          <w:lang w:val="en-ID"/>
+        </w:rPr>
+        <w:t xml:space="preserve"> </w:t>
+      </w:r>
+      <w:proofErr w:type="spellStart"/>
+      <w:r>
+        <w:rPr>
+          <w:rFonts w:ascii="Times New Roman" w:hAnsi="Times New Roman" w:cs="Times New Roman"/>
+          <w:lang w:val="en-ID"/>
+        </w:rPr>
+        <w:t>saat</w:t>
+      </w:r>
+      <w:proofErr w:type="spellEnd"/>
+      <w:r>
+        <w:rPr>
+          <w:rFonts w:ascii="Times New Roman" w:hAnsi="Times New Roman" w:cs="Times New Roman"/>
+          <w:lang w:val="en-ID"/>
+        </w:rPr>
+        <w:t xml:space="preserve"> </w:t>
+      </w:r>
+      <w:proofErr w:type="spellStart"/>
+      <w:r>
+        <w:rPr>
+          <w:rFonts w:ascii="Times New Roman" w:hAnsi="Times New Roman" w:cs="Times New Roman"/>
+          <w:lang w:val="en-ID"/>
+        </w:rPr>
+        <w:t>tiba</w:t>
+      </w:r>
+      <w:proofErr w:type="spellEnd"/>
+      <w:r>
+        <w:rPr>
+          <w:rFonts w:ascii="Times New Roman" w:hAnsi="Times New Roman" w:cs="Times New Roman"/>
+          <w:lang w:val="en-ID"/>
+        </w:rPr>
+        <w:t xml:space="preserve">. </w:t>
+      </w:r>
+      <w:proofErr w:type="spellStart"/>
+      <w:r>
+        <w:rPr>
+          <w:rFonts w:ascii="Times New Roman" w:hAnsi="Times New Roman" w:cs="Times New Roman"/>
+          <w:lang w:val="en-ID"/>
+        </w:rPr>
+        <w:t>Apabila</w:t>
+      </w:r>
+      <w:proofErr w:type="spellEnd"/>
+      <w:r>
+        <w:rPr>
+          <w:rFonts w:ascii="Times New Roman" w:hAnsi="Times New Roman" w:cs="Times New Roman"/>
+          <w:lang w:val="en-ID"/>
+        </w:rPr>
+        <w:t xml:space="preserve"> </w:t>
+      </w:r>
+      <w:proofErr w:type="spellStart"/>
+      <w:r>
+        <w:rPr>
+          <w:rFonts w:ascii="Times New Roman" w:hAnsi="Times New Roman" w:cs="Times New Roman"/>
+          <w:lang w:val="en-ID"/>
+        </w:rPr>
+        <w:t>hasil</w:t>
+      </w:r>
+      <w:proofErr w:type="spellEnd"/>
+      <w:r>
+        <w:rPr>
+          <w:rFonts w:ascii="Times New Roman" w:hAnsi="Times New Roman" w:cs="Times New Roman"/>
+          <w:lang w:val="en-ID"/>
+        </w:rPr>
+        <w:t xml:space="preserve"> </w:t>
+      </w:r>
+      <w:proofErr w:type="spellStart"/>
+      <w:r>
+        <w:rPr>
+          <w:rFonts w:ascii="Times New Roman" w:hAnsi="Times New Roman" w:cs="Times New Roman"/>
+          <w:lang w:val="en-ID"/>
+        </w:rPr>
+        <w:t>klasifikasi</w:t>
+      </w:r>
+      <w:proofErr w:type="spellEnd"/>
+      <w:r>
+        <w:rPr>
+          <w:rFonts w:ascii="Times New Roman" w:hAnsi="Times New Roman" w:cs="Times New Roman"/>
+          <w:lang w:val="en-ID"/>
+        </w:rPr>
+        <w:t xml:space="preserve"> </w:t>
+      </w:r>
+      <w:proofErr w:type="spellStart"/>
+      <w:r>
+        <w:rPr>
+          <w:rFonts w:ascii="Times New Roman" w:hAnsi="Times New Roman" w:cs="Times New Roman"/>
+          <w:lang w:val="en-ID"/>
+        </w:rPr>
+        <w:t>menunjukkan</w:t>
+      </w:r>
+      <w:proofErr w:type="spellEnd"/>
+      <w:r>
+        <w:rPr>
+          <w:rFonts w:ascii="Times New Roman" w:hAnsi="Times New Roman" w:cs="Times New Roman"/>
+          <w:lang w:val="en-ID"/>
+        </w:rPr>
+        <w:t xml:space="preserve"> </w:t>
+      </w:r>
+      <w:proofErr w:type="spellStart"/>
+      <w:r>
+        <w:rPr>
+          <w:rFonts w:ascii="Times New Roman" w:hAnsi="Times New Roman" w:cs="Times New Roman"/>
+          <w:lang w:val="en-ID"/>
+        </w:rPr>
+        <w:t>detak</w:t>
+      </w:r>
+      <w:proofErr w:type="spellEnd"/>
+      <w:r>
+        <w:rPr>
+          <w:rFonts w:ascii="Times New Roman" w:hAnsi="Times New Roman" w:cs="Times New Roman"/>
+          <w:lang w:val="en-ID"/>
+        </w:rPr>
+        <w:t xml:space="preserve"> </w:t>
+      </w:r>
+      <w:proofErr w:type="spellStart"/>
+      <w:r>
+        <w:rPr>
+          <w:rFonts w:ascii="Times New Roman" w:hAnsi="Times New Roman" w:cs="Times New Roman"/>
+          <w:lang w:val="en-ID"/>
+        </w:rPr>
+        <w:t>jantung</w:t>
+      </w:r>
+      <w:proofErr w:type="spellEnd"/>
+      <w:r>
+        <w:rPr>
+          <w:rFonts w:ascii="Times New Roman" w:hAnsi="Times New Roman" w:cs="Times New Roman"/>
+          <w:lang w:val="en-ID"/>
+        </w:rPr>
+        <w:t xml:space="preserve"> abnormal, </w:t>
+      </w:r>
+      <w:proofErr w:type="spellStart"/>
+      <w:r>
+        <w:rPr>
+          <w:rFonts w:ascii="Times New Roman" w:hAnsi="Times New Roman" w:cs="Times New Roman"/>
+          <w:lang w:val="en-ID"/>
+        </w:rPr>
+        <w:t>CardioMonitor</w:t>
+      </w:r>
+      <w:proofErr w:type="spellEnd"/>
+      <w:r>
+        <w:rPr>
+          <w:rFonts w:ascii="Times New Roman" w:hAnsi="Times New Roman" w:cs="Times New Roman"/>
+          <w:lang w:val="en-ID"/>
+        </w:rPr>
+        <w:t xml:space="preserve"> </w:t>
+      </w:r>
+      <w:proofErr w:type="spellStart"/>
+      <w:r>
+        <w:rPr>
+          <w:rFonts w:ascii="Times New Roman" w:hAnsi="Times New Roman" w:cs="Times New Roman"/>
+          <w:lang w:val="en-ID"/>
+        </w:rPr>
+        <w:t>akan</w:t>
+      </w:r>
+      <w:proofErr w:type="spellEnd"/>
+      <w:r>
+        <w:rPr>
+          <w:rFonts w:ascii="Times New Roman" w:hAnsi="Times New Roman" w:cs="Times New Roman"/>
+          <w:lang w:val="en-ID"/>
+        </w:rPr>
+        <w:t xml:space="preserve"> </w:t>
+      </w:r>
+      <w:proofErr w:type="spellStart"/>
+      <w:r>
+        <w:rPr>
+          <w:rFonts w:ascii="Times New Roman" w:hAnsi="Times New Roman" w:cs="Times New Roman"/>
+          <w:lang w:val="en-ID"/>
+        </w:rPr>
+        <w:t>langsung</w:t>
+      </w:r>
+      <w:proofErr w:type="spellEnd"/>
+      <w:r>
+        <w:rPr>
+          <w:rFonts w:ascii="Times New Roman" w:hAnsi="Times New Roman" w:cs="Times New Roman"/>
+          <w:lang w:val="en-ID"/>
+        </w:rPr>
+        <w:t xml:space="preserve"> </w:t>
+      </w:r>
+      <w:proofErr w:type="spellStart"/>
+      <w:r>
+        <w:rPr>
+          <w:rFonts w:ascii="Times New Roman" w:hAnsi="Times New Roman" w:cs="Times New Roman"/>
+          <w:lang w:val="en-ID"/>
+        </w:rPr>
+        <w:t>menandainya</w:t>
+      </w:r>
+      <w:proofErr w:type="spellEnd"/>
+      <w:r>
+        <w:rPr>
+          <w:rFonts w:ascii="Times New Roman" w:hAnsi="Times New Roman" w:cs="Times New Roman"/>
+          <w:lang w:val="en-ID"/>
+        </w:rPr>
+        <w:t xml:space="preserve"> </w:t>
+      </w:r>
+      <w:proofErr w:type="spellStart"/>
+      <w:r>
+        <w:rPr>
+          <w:rFonts w:ascii="Times New Roman" w:hAnsi="Times New Roman" w:cs="Times New Roman"/>
+          <w:lang w:val="en-ID"/>
+        </w:rPr>
+        <w:t>dengan</w:t>
+      </w:r>
+      <w:proofErr w:type="spellEnd"/>
+      <w:r>
+        <w:rPr>
+          <w:rFonts w:ascii="Times New Roman" w:hAnsi="Times New Roman" w:cs="Times New Roman"/>
+          <w:lang w:val="en-ID"/>
+        </w:rPr>
+        <w:t xml:space="preserve"> visual indicator </w:t>
+      </w:r>
+      <w:proofErr w:type="spellStart"/>
+      <w:r>
+        <w:rPr>
+          <w:rFonts w:ascii="Times New Roman" w:hAnsi="Times New Roman" w:cs="Times New Roman"/>
+          <w:lang w:val="en-ID"/>
+        </w:rPr>
+        <w:t>beserta</w:t>
+      </w:r>
+      <w:proofErr w:type="spellEnd"/>
+      <w:r>
+        <w:rPr>
+          <w:rFonts w:ascii="Times New Roman" w:hAnsi="Times New Roman" w:cs="Times New Roman"/>
+          <w:lang w:val="en-ID"/>
+        </w:rPr>
+        <w:t xml:space="preserve"> </w:t>
       </w:r>
       <w:r>
         <w:rPr>
@@ -171,7 +992,103 @@
           <w:rFonts w:ascii="Times New Roman" w:hAnsi="Times New Roman" w:cs="Times New Roman"/>
           <w:lang w:val="en-ID"/>
         </w:rPr>
-        <w:t xml:space="preserve"> dari model, sehingga pengguna dapat mengidentifikasi potensi </w:t>
+        <w:t xml:space="preserve"> </w:t>
+      </w:r>
+      <w:proofErr w:type="spellStart"/>
+      <w:r>
+        <w:rPr>
+          <w:rFonts w:ascii="Times New Roman" w:hAnsi="Times New Roman" w:cs="Times New Roman"/>
+          <w:lang w:val="en-ID"/>
+        </w:rPr>
+        <w:t>dari</w:t>
+      </w:r>
+      <w:proofErr w:type="spellEnd"/>
+      <w:r>
+        <w:rPr>
+          <w:rFonts w:ascii="Times New Roman" w:hAnsi="Times New Roman" w:cs="Times New Roman"/>
+          <w:lang w:val="en-ID"/>
+        </w:rPr>
+        <w:t xml:space="preserve"> model, </w:t>
+      </w:r>
+      <w:proofErr w:type="spellStart"/>
+      <w:r>
+        <w:rPr>
+          <w:rFonts w:ascii="Times New Roman" w:hAnsi="Times New Roman" w:cs="Times New Roman"/>
+          <w:lang w:val="en-ID"/>
+        </w:rPr>
+        <w:t>sehingga</w:t>
+      </w:r>
+      <w:proofErr w:type="spellEnd"/>
+      <w:r>
+        <w:rPr>
+          <w:rFonts w:ascii="Times New Roman" w:hAnsi="Times New Roman" w:cs="Times New Roman"/>
+          <w:lang w:val="en-ID"/>
+        </w:rPr>
+        <w:t xml:space="preserve"> </w:t>
+      </w:r>
+      <w:proofErr w:type="spellStart"/>
+      <w:r>
+        <w:rPr>
+          <w:rFonts w:ascii="Times New Roman" w:hAnsi="Times New Roman" w:cs="Times New Roman"/>
+          <w:lang w:val="en-ID"/>
+        </w:rPr>
+        <w:t>pengguna</w:t>
+      </w:r>
+      <w:proofErr w:type="spellEnd"/>
+      <w:r>
+        <w:rPr>
+          <w:rFonts w:ascii="Times New Roman" w:hAnsi="Times New Roman" w:cs="Times New Roman"/>
+          <w:lang w:val="en-ID"/>
+        </w:rPr>
+        <w:t xml:space="preserve"> </w:t>
+      </w:r>
+      <w:proofErr w:type="spellStart"/>
+      <w:r>
+        <w:rPr>
+          <w:rFonts w:ascii="Times New Roman" w:hAnsi="Times New Roman" w:cs="Times New Roman"/>
+          <w:lang w:val="en-ID"/>
+        </w:rPr>
+        <w:t>dapat</w:t>
+      </w:r>
+      <w:proofErr w:type="spellEnd"/>
+      <w:r>
+        <w:rPr>
+          <w:rFonts w:ascii="Times New Roman" w:hAnsi="Times New Roman" w:cs="Times New Roman"/>
+          <w:lang w:val="en-ID"/>
+        </w:rPr>
+        <w:t xml:space="preserve"> </w:t>
+      </w:r>
+      <w:proofErr w:type="spellStart"/>
+      <w:r>
+        <w:rPr>
+          <w:rFonts w:ascii="Times New Roman" w:hAnsi="Times New Roman" w:cs="Times New Roman"/>
+          <w:lang w:val="en-ID"/>
+        </w:rPr>
+        <w:t>mengidentifikasi</w:t>
+      </w:r>
+      <w:proofErr w:type="spellEnd"/>
+      <w:r>
+        <w:rPr>
+          <w:rFonts w:ascii="Times New Roman" w:hAnsi="Times New Roman" w:cs="Times New Roman"/>
+          <w:lang w:val="en-ID"/>
+        </w:rPr>
+        <w:t xml:space="preserve"> </w:t>
+      </w:r>
+      <w:proofErr w:type="spellStart"/>
+      <w:r>
+        <w:rPr>
+          <w:rFonts w:ascii="Times New Roman" w:hAnsi="Times New Roman" w:cs="Times New Roman"/>
+          <w:lang w:val="en-ID"/>
+        </w:rPr>
+        <w:t>potensi</w:t>
+      </w:r>
+      <w:proofErr w:type="spellEnd"/>
+      <w:r>
+        <w:rPr>
+          <w:rFonts w:ascii="Times New Roman" w:hAnsi="Times New Roman" w:cs="Times New Roman"/>
+          <w:lang w:val="en-ID"/>
+        </w:rPr>
+        <w:t xml:space="preserve"> </w:t>
       </w:r>
       <w:r>
         <w:rPr>
@@ -187,11 +1104,141 @@
           <w:rFonts w:ascii="Times New Roman" w:hAnsi="Times New Roman" w:cs="Times New Roman"/>
           <w:lang w:val="en-ID"/>
         </w:rPr>
-        <w:t xml:space="preserve"> lebih awal untuk hasil penanganan pasien yang lebih baik.</w:t>
+        <w:t xml:space="preserve"> </w:t>
+      </w:r>
+      <w:proofErr w:type="spellStart"/>
+      <w:r>
+        <w:rPr>
+          <w:rFonts w:ascii="Times New Roman" w:hAnsi="Times New Roman" w:cs="Times New Roman"/>
+          <w:lang w:val="en-ID"/>
+        </w:rPr>
+        <w:t>lebih</w:t>
+      </w:r>
+      <w:proofErr w:type="spellEnd"/>
+      <w:r>
+        <w:rPr>
+          <w:rFonts w:ascii="Times New Roman" w:hAnsi="Times New Roman" w:cs="Times New Roman"/>
+          <w:lang w:val="en-ID"/>
+        </w:rPr>
+        <w:t xml:space="preserve"> </w:t>
+      </w:r>
+      <w:proofErr w:type="spellStart"/>
+      <w:r>
+        <w:rPr>
+          <w:rFonts w:ascii="Times New Roman" w:hAnsi="Times New Roman" w:cs="Times New Roman"/>
+          <w:lang w:val="en-ID"/>
+        </w:rPr>
+        <w:t>awal</w:t>
+      </w:r>
+      <w:proofErr w:type="spellEnd"/>
+      <w:r>
+        <w:rPr>
+          <w:rFonts w:ascii="Times New Roman" w:hAnsi="Times New Roman" w:cs="Times New Roman"/>
+          <w:lang w:val="en-ID"/>
+        </w:rPr>
+        <w:t xml:space="preserve"> </w:t>
+      </w:r>
+      <w:proofErr w:type="spellStart"/>
+      <w:r>
+        <w:rPr>
+          <w:rFonts w:ascii="Times New Roman" w:hAnsi="Times New Roman" w:cs="Times New Roman"/>
+          <w:lang w:val="en-ID"/>
+        </w:rPr>
+        <w:t>untuk</w:t>
+      </w:r>
+      <w:proofErr w:type="spellEnd"/>
+      <w:r>
+        <w:rPr>
+          <w:rFonts w:ascii="Times New Roman" w:hAnsi="Times New Roman" w:cs="Times New Roman"/>
+          <w:lang w:val="en-ID"/>
+        </w:rPr>
+        <w:t xml:space="preserve"> </w:t>
+      </w:r>
+      <w:proofErr w:type="spellStart"/>
+      <w:r>
+        <w:rPr>
+          <w:rFonts w:ascii="Times New Roman" w:hAnsi="Times New Roman" w:cs="Times New Roman"/>
+          <w:lang w:val="en-ID"/>
+        </w:rPr>
+        <w:t>hasil</w:t>
+      </w:r>
+      <w:proofErr w:type="spellEnd"/>
+      <w:r>
+        <w:rPr>
+          <w:rFonts w:ascii="Times New Roman" w:hAnsi="Times New Roman" w:cs="Times New Roman"/>
+          <w:lang w:val="en-ID"/>
+        </w:rPr>
+        <w:t xml:space="preserve"> </w:t>
+      </w:r>
+      <w:proofErr w:type="spellStart"/>
+      <w:r>
+        <w:rPr>
+          <w:rFonts w:ascii="Times New Roman" w:hAnsi="Times New Roman" w:cs="Times New Roman"/>
+          <w:lang w:val="en-ID"/>
+        </w:rPr>
+        <w:t>penanganan</w:t>
+      </w:r>
+      <w:proofErr w:type="spellEnd"/>
+      <w:r>
+        <w:rPr>
+          <w:rFonts w:ascii="Times New Roman" w:hAnsi="Times New Roman" w:cs="Times New Roman"/>
+          <w:lang w:val="en-ID"/>
+        </w:rPr>
+        <w:t xml:space="preserve"> </w:t>
+      </w:r>
+      <w:proofErr w:type="spellStart"/>
+      <w:r>
+        <w:rPr>
+          <w:rFonts w:ascii="Times New Roman" w:hAnsi="Times New Roman" w:cs="Times New Roman"/>
+          <w:lang w:val="en-ID"/>
+        </w:rPr>
+        <w:t>pasien</w:t>
+      </w:r>
+      <w:proofErr w:type="spellEnd"/>
+      <w:r>
+        <w:rPr>
+          <w:rFonts w:ascii="Times New Roman" w:hAnsi="Times New Roman" w:cs="Times New Roman"/>
+          <w:lang w:val="en-ID"/>
+        </w:rPr>
+        <w:t xml:space="preserve"> yang </w:t>
+      </w:r>
+      <w:proofErr w:type="spellStart"/>
+      <w:r>
+        <w:rPr>
+          <w:rFonts w:ascii="Times New Roman" w:hAnsi="Times New Roman" w:cs="Times New Roman"/>
+          <w:lang w:val="en-ID"/>
+        </w:rPr>
+        <w:t>lebih</w:t>
+      </w:r>
+      <w:proofErr w:type="spellEnd"/>
+      <w:r>
+        <w:rPr>
+          <w:rFonts w:ascii="Times New Roman" w:hAnsi="Times New Roman" w:cs="Times New Roman"/>
+          <w:lang w:val="en-ID"/>
+        </w:rPr>
+        <w:t xml:space="preserve"> </w:t>
+      </w:r>
+      <w:proofErr w:type="spellStart"/>
+      <w:r>
+        <w:rPr>
+          <w:rFonts w:ascii="Times New Roman" w:hAnsi="Times New Roman" w:cs="Times New Roman"/>
+          <w:lang w:val="en-ID"/>
+        </w:rPr>
+        <w:t>baik</w:t>
+      </w:r>
+      <w:proofErr w:type="spellEnd"/>
+      <w:r>
+        <w:rPr>
+          <w:rFonts w:ascii="Times New Roman" w:hAnsi="Times New Roman" w:cs="Times New Roman"/>
+          <w:lang w:val="en-ID"/>
+        </w:rPr>
+        <w:t>.</w:t>
       </w:r>
     </w:p>
     <w:p>
       <w:pPr>
+        <w:spacing w:line="360" w:lineRule="auto"/>
+        <w:jc w:val="both"/>
         <w:rPr>
           <w:rFonts w:ascii="Times New Roman" w:hAnsi="Times New Roman" w:cs="Times New Roman"/>
           <w:lang w:val="en-ID"/>
@@ -200,17 +1247,83 @@
     </w:p>
     <w:p>
       <w:pPr>
-        <w:rPr>
-          <w:rFonts w:ascii="Times New Roman" w:hAnsi="Times New Roman" w:cs="Times New Roman"/>
-          <w:lang w:val="en-ID"/>
-        </w:rPr>
-      </w:pPr>
-      <w:r>
-        <w:rPr>
-          <w:rFonts w:ascii="Times New Roman" w:hAnsi="Times New Roman" w:cs="Times New Roman"/>
-          <w:lang w:val="en-ID"/>
-        </w:rPr>
-        <w:t xml:space="preserve">Manfaat aplikasi ini adalah membantu </w:t>
+        <w:spacing w:line="360" w:lineRule="auto"/>
+        <w:jc w:val="both"/>
+        <w:rPr>
+          <w:rFonts w:ascii="Times New Roman" w:hAnsi="Times New Roman" w:cs="Times New Roman"/>
+          <w:lang w:val="en-ID"/>
+        </w:rPr>
+      </w:pPr>
+      <w:r>
+        <w:rPr>
+          <w:rFonts w:ascii="Times New Roman" w:hAnsi="Times New Roman" w:cs="Times New Roman"/>
+          <w:lang w:val="en-ID"/>
+        </w:rPr>
+        <w:t xml:space="preserve">Manfaat </w:t>
+      </w:r>
+      <w:proofErr w:type="spellStart"/>
+      <w:r>
+        <w:rPr>
+          <w:rFonts w:ascii="Times New Roman" w:hAnsi="Times New Roman" w:cs="Times New Roman"/>
+          <w:lang w:val="en-ID"/>
+        </w:rPr>
+        <w:t>aplikasi</w:t>
+      </w:r>
+      <w:proofErr w:type="spellEnd"/>
+      <w:r>
+        <w:rPr>
+          <w:rFonts w:ascii="Times New Roman" w:hAnsi="Times New Roman" w:cs="Times New Roman"/>
+          <w:lang w:val="en-ID"/>
+        </w:rPr>
+        <w:t xml:space="preserve"> </w:t>
+      </w:r>
+      <w:proofErr w:type="spellStart"/>
+      <w:r>
+        <w:rPr>
+          <w:rFonts w:ascii="Times New Roman" w:hAnsi="Times New Roman" w:cs="Times New Roman"/>
+          <w:lang w:val="en-ID"/>
+        </w:rPr>
+        <w:t>ini</w:t>
+      </w:r>
+      <w:proofErr w:type="spellEnd"/>
+      <w:r>
+        <w:rPr>
+          <w:rFonts w:ascii="Times New Roman" w:hAnsi="Times New Roman" w:cs="Times New Roman"/>
+          <w:lang w:val="en-ID"/>
+        </w:rPr>
+        <w:t xml:space="preserve"> </w:t>
+      </w:r>
+      <w:proofErr w:type="spellStart"/>
+      <w:r>
+        <w:rPr>
+          <w:rFonts w:ascii="Times New Roman" w:hAnsi="Times New Roman" w:cs="Times New Roman"/>
+          <w:lang w:val="en-ID"/>
+        </w:rPr>
+        <w:t>adalah</w:t>
+      </w:r>
+      <w:proofErr w:type="spellEnd"/>
+      <w:r>
+        <w:rPr>
+          <w:rFonts w:ascii="Times New Roman" w:hAnsi="Times New Roman" w:cs="Times New Roman"/>
+          <w:lang w:val="en-ID"/>
+        </w:rPr>
+        <w:t xml:space="preserve"> </w:t>
+      </w:r>
+      <w:proofErr w:type="spellStart"/>
+      <w:r>
+        <w:rPr>
+          <w:rFonts w:ascii="Times New Roman" w:hAnsi="Times New Roman" w:cs="Times New Roman"/>
+          <w:lang w:val="en-ID"/>
+        </w:rPr>
+        <w:t>membantu</w:t>
+      </w:r>
+      <w:proofErr w:type="spellEnd"/>
+      <w:r>
+        <w:rPr>
+          <w:rFonts w:ascii="Times New Roman" w:hAnsi="Times New Roman" w:cs="Times New Roman"/>
+          <w:lang w:val="en-ID"/>
+        </w:rPr>
+        <w:t xml:space="preserve"> </w:t>
       </w:r>
       <w:r>
         <w:rPr>
@@ -226,7 +1339,55 @@
           <w:rFonts w:ascii="Times New Roman" w:hAnsi="Times New Roman" w:cs="Times New Roman"/>
           <w:lang w:val="en-ID"/>
         </w:rPr>
-        <w:t xml:space="preserve"> dan peneliti dalam memantau </w:t>
+        <w:t xml:space="preserve"> dan </w:t>
+      </w:r>
+      <w:proofErr w:type="spellStart"/>
+      <w:r>
+        <w:rPr>
+          <w:rFonts w:ascii="Times New Roman" w:hAnsi="Times New Roman" w:cs="Times New Roman"/>
+          <w:lang w:val="en-ID"/>
+        </w:rPr>
+        <w:t>peneliti</w:t>
+      </w:r>
+      <w:proofErr w:type="spellEnd"/>
+      <w:r>
+        <w:rPr>
+          <w:rFonts w:ascii="Times New Roman" w:hAnsi="Times New Roman" w:cs="Times New Roman"/>
+          <w:lang w:val="en-ID"/>
+        </w:rPr>
+        <w:t xml:space="preserve"> </w:t>
+      </w:r>
+      <w:proofErr w:type="spellStart"/>
+      <w:r>
+        <w:rPr>
+          <w:rFonts w:ascii="Times New Roman" w:hAnsi="Times New Roman" w:cs="Times New Roman"/>
+          <w:lang w:val="en-ID"/>
+        </w:rPr>
+        <w:t>dalam</w:t>
+      </w:r>
+      <w:proofErr w:type="spellEnd"/>
+      <w:r>
+        <w:rPr>
+          <w:rFonts w:ascii="Times New Roman" w:hAnsi="Times New Roman" w:cs="Times New Roman"/>
+          <w:lang w:val="en-ID"/>
+        </w:rPr>
+        <w:t xml:space="preserve"> </w:t>
+      </w:r>
+      <w:proofErr w:type="spellStart"/>
+      <w:r>
+        <w:rPr>
+          <w:rFonts w:ascii="Times New Roman" w:hAnsi="Times New Roman" w:cs="Times New Roman"/>
+          <w:lang w:val="en-ID"/>
+        </w:rPr>
+        <w:t>memantau</w:t>
+      </w:r>
+      <w:proofErr w:type="spellEnd"/>
+      <w:r>
+        <w:rPr>
+          <w:rFonts w:ascii="Times New Roman" w:hAnsi="Times New Roman" w:cs="Times New Roman"/>
+          <w:lang w:val="en-ID"/>
+        </w:rPr>
+        <w:t xml:space="preserve"> </w:t>
       </w:r>
       <w:r>
         <w:rPr>
@@ -242,7 +1403,263 @@
           <w:rFonts w:ascii="Times New Roman" w:hAnsi="Times New Roman" w:cs="Times New Roman"/>
           <w:lang w:val="en-ID"/>
         </w:rPr>
-        <w:t xml:space="preserve"> secara berkelanjutan, mendeteksi detak jantung abnormal dengan cepat, serta meninjau hasil klasifikasi secara mendetail melalui fitur-fitur seperti </w:t>
+        <w:t xml:space="preserve"> </w:t>
+      </w:r>
+      <w:proofErr w:type="spellStart"/>
+      <w:r>
+        <w:rPr>
+          <w:rFonts w:ascii="Times New Roman" w:hAnsi="Times New Roman" w:cs="Times New Roman"/>
+          <w:lang w:val="en-ID"/>
+        </w:rPr>
+        <w:t>secara</w:t>
+      </w:r>
+      <w:proofErr w:type="spellEnd"/>
+      <w:r>
+        <w:rPr>
+          <w:rFonts w:ascii="Times New Roman" w:hAnsi="Times New Roman" w:cs="Times New Roman"/>
+          <w:lang w:val="en-ID"/>
+        </w:rPr>
+        <w:t xml:space="preserve"> </w:t>
+      </w:r>
+      <w:proofErr w:type="spellStart"/>
+      <w:r>
+        <w:rPr>
+          <w:rFonts w:ascii="Times New Roman" w:hAnsi="Times New Roman" w:cs="Times New Roman"/>
+          <w:lang w:val="en-ID"/>
+        </w:rPr>
+        <w:t>berkelanjutan</w:t>
+      </w:r>
+      <w:proofErr w:type="spellEnd"/>
+      <w:r>
+        <w:rPr>
+          <w:rFonts w:ascii="Times New Roman" w:hAnsi="Times New Roman" w:cs="Times New Roman"/>
+          <w:lang w:val="en-ID"/>
+        </w:rPr>
+        <w:t xml:space="preserve">, </w:t>
+      </w:r>
+      <w:proofErr w:type="spellStart"/>
+      <w:r>
+        <w:rPr>
+          <w:rFonts w:ascii="Times New Roman" w:hAnsi="Times New Roman" w:cs="Times New Roman"/>
+          <w:lang w:val="en-ID"/>
+        </w:rPr>
+        <w:t>mendeteksi</w:t>
+      </w:r>
+      <w:proofErr w:type="spellEnd"/>
+      <w:r>
+        <w:rPr>
+          <w:rFonts w:ascii="Times New Roman" w:hAnsi="Times New Roman" w:cs="Times New Roman"/>
+          <w:lang w:val="en-ID"/>
+        </w:rPr>
+        <w:t xml:space="preserve"> </w:t>
+      </w:r>
+      <w:proofErr w:type="spellStart"/>
+      <w:r>
+        <w:rPr>
+          <w:rFonts w:ascii="Times New Roman" w:hAnsi="Times New Roman" w:cs="Times New Roman"/>
+          <w:lang w:val="en-ID"/>
+        </w:rPr>
+        <w:t>detak</w:t>
+      </w:r>
+      <w:proofErr w:type="spellEnd"/>
+      <w:r>
+        <w:rPr>
+          <w:rFonts w:ascii="Times New Roman" w:hAnsi="Times New Roman" w:cs="Times New Roman"/>
+          <w:lang w:val="en-ID"/>
+        </w:rPr>
+        <w:t xml:space="preserve"> </w:t>
+      </w:r>
+      <w:proofErr w:type="spellStart"/>
+      <w:r>
+        <w:rPr>
+          <w:rFonts w:ascii="Times New Roman" w:hAnsi="Times New Roman" w:cs="Times New Roman"/>
+          <w:lang w:val="en-ID"/>
+        </w:rPr>
+        <w:t>jantung</w:t>
+      </w:r>
+      <w:proofErr w:type="spellEnd"/>
+      <w:r>
+        <w:rPr>
+          <w:rFonts w:ascii="Times New Roman" w:hAnsi="Times New Roman" w:cs="Times New Roman"/>
+          <w:lang w:val="en-ID"/>
+        </w:rPr>
+        <w:t xml:space="preserve"> abnormal </w:t>
+      </w:r>
+      <w:proofErr w:type="spellStart"/>
+      <w:r>
+        <w:rPr>
+          <w:rFonts w:ascii="Times New Roman" w:hAnsi="Times New Roman" w:cs="Times New Roman"/>
+          <w:lang w:val="en-ID"/>
+        </w:rPr>
+        <w:t>dengan</w:t>
+      </w:r>
+      <w:proofErr w:type="spellEnd"/>
+      <w:r>
+        <w:rPr>
+          <w:rFonts w:ascii="Times New Roman" w:hAnsi="Times New Roman" w:cs="Times New Roman"/>
+          <w:lang w:val="en-ID"/>
+        </w:rPr>
+        <w:t xml:space="preserve"> </w:t>
+      </w:r>
+      <w:proofErr w:type="spellStart"/>
+      <w:r>
+        <w:rPr>
+          <w:rFonts w:ascii="Times New Roman" w:hAnsi="Times New Roman" w:cs="Times New Roman"/>
+          <w:lang w:val="en-ID"/>
+        </w:rPr>
+        <w:t>cepat</w:t>
+      </w:r>
+      <w:proofErr w:type="spellEnd"/>
+      <w:r>
+        <w:rPr>
+          <w:rFonts w:ascii="Times New Roman" w:hAnsi="Times New Roman" w:cs="Times New Roman"/>
+          <w:lang w:val="en-ID"/>
+        </w:rPr>
+        <w:t xml:space="preserve">, </w:t>
+      </w:r>
+      <w:proofErr w:type="spellStart"/>
+      <w:r>
+        <w:rPr>
+          <w:rFonts w:ascii="Times New Roman" w:hAnsi="Times New Roman" w:cs="Times New Roman"/>
+          <w:lang w:val="en-ID"/>
+        </w:rPr>
+        <w:t>serta</w:t>
+      </w:r>
+      <w:proofErr w:type="spellEnd"/>
+      <w:r>
+        <w:rPr>
+          <w:rFonts w:ascii="Times New Roman" w:hAnsi="Times New Roman" w:cs="Times New Roman"/>
+          <w:lang w:val="en-ID"/>
+        </w:rPr>
+        <w:t xml:space="preserve"> </w:t>
+      </w:r>
+      <w:proofErr w:type="spellStart"/>
+      <w:r>
+        <w:rPr>
+          <w:rFonts w:ascii="Times New Roman" w:hAnsi="Times New Roman" w:cs="Times New Roman"/>
+          <w:lang w:val="en-ID"/>
+        </w:rPr>
+        <w:t>meninjau</w:t>
+      </w:r>
+      <w:proofErr w:type="spellEnd"/>
+      <w:r>
+        <w:rPr>
+          <w:rFonts w:ascii="Times New Roman" w:hAnsi="Times New Roman" w:cs="Times New Roman"/>
+          <w:lang w:val="en-ID"/>
+        </w:rPr>
+        <w:t xml:space="preserve"> </w:t>
+      </w:r>
+      <w:proofErr w:type="spellStart"/>
+      <w:r>
+        <w:rPr>
+          <w:rFonts w:ascii="Times New Roman" w:hAnsi="Times New Roman" w:cs="Times New Roman"/>
+          <w:lang w:val="en-ID"/>
+        </w:rPr>
+        <w:t>hasil</w:t>
+      </w:r>
+      <w:proofErr w:type="spellEnd"/>
+      <w:r>
+        <w:rPr>
+          <w:rFonts w:ascii="Times New Roman" w:hAnsi="Times New Roman" w:cs="Times New Roman"/>
+          <w:lang w:val="en-ID"/>
+        </w:rPr>
+        <w:t xml:space="preserve"> </w:t>
+      </w:r>
+      <w:proofErr w:type="spellStart"/>
+      <w:r>
+        <w:rPr>
+          <w:rFonts w:ascii="Times New Roman" w:hAnsi="Times New Roman" w:cs="Times New Roman"/>
+          <w:lang w:val="en-ID"/>
+        </w:rPr>
+        <w:t>klasifikasi</w:t>
+      </w:r>
+      <w:proofErr w:type="spellEnd"/>
+      <w:r>
+        <w:rPr>
+          <w:rFonts w:ascii="Times New Roman" w:hAnsi="Times New Roman" w:cs="Times New Roman"/>
+          <w:lang w:val="en-ID"/>
+        </w:rPr>
+        <w:t xml:space="preserve"> </w:t>
+      </w:r>
+      <w:proofErr w:type="spellStart"/>
+      <w:r>
+        <w:rPr>
+          <w:rFonts w:ascii="Times New Roman" w:hAnsi="Times New Roman" w:cs="Times New Roman"/>
+          <w:lang w:val="en-ID"/>
+        </w:rPr>
+        <w:t>secara</w:t>
+      </w:r>
+      <w:proofErr w:type="spellEnd"/>
+      <w:r>
+        <w:rPr>
+          <w:rFonts w:ascii="Times New Roman" w:hAnsi="Times New Roman" w:cs="Times New Roman"/>
+          <w:lang w:val="en-ID"/>
+        </w:rPr>
+        <w:t xml:space="preserve"> </w:t>
+      </w:r>
+      <w:proofErr w:type="spellStart"/>
+      <w:r>
+        <w:rPr>
+          <w:rFonts w:ascii="Times New Roman" w:hAnsi="Times New Roman" w:cs="Times New Roman"/>
+          <w:lang w:val="en-ID"/>
+        </w:rPr>
+        <w:t>mendetail</w:t>
+      </w:r>
+      <w:proofErr w:type="spellEnd"/>
+      <w:r>
+        <w:rPr>
+          <w:rFonts w:ascii="Times New Roman" w:hAnsi="Times New Roman" w:cs="Times New Roman"/>
+          <w:lang w:val="en-ID"/>
+        </w:rPr>
+        <w:t xml:space="preserve"> </w:t>
+      </w:r>
+      <w:proofErr w:type="spellStart"/>
+      <w:r>
+        <w:rPr>
+          <w:rFonts w:ascii="Times New Roman" w:hAnsi="Times New Roman" w:cs="Times New Roman"/>
+          <w:lang w:val="en-ID"/>
+        </w:rPr>
+        <w:t>melalui</w:t>
+      </w:r>
+      <w:proofErr w:type="spellEnd"/>
+      <w:r>
+        <w:rPr>
+          <w:rFonts w:ascii="Times New Roman" w:hAnsi="Times New Roman" w:cs="Times New Roman"/>
+          <w:lang w:val="en-ID"/>
+        </w:rPr>
+        <w:t xml:space="preserve"> </w:t>
+      </w:r>
+      <w:proofErr w:type="spellStart"/>
+      <w:r>
+        <w:rPr>
+          <w:rFonts w:ascii="Times New Roman" w:hAnsi="Times New Roman" w:cs="Times New Roman"/>
+          <w:lang w:val="en-ID"/>
+        </w:rPr>
+        <w:t>fitur-fitur</w:t>
+      </w:r>
+      <w:proofErr w:type="spellEnd"/>
+      <w:r>
+        <w:rPr>
+          <w:rFonts w:ascii="Times New Roman" w:hAnsi="Times New Roman" w:cs="Times New Roman"/>
+          <w:lang w:val="en-ID"/>
+        </w:rPr>
+        <w:t xml:space="preserve"> </w:t>
+      </w:r>
+      <w:proofErr w:type="spellStart"/>
+      <w:r>
+        <w:rPr>
+          <w:rFonts w:ascii="Times New Roman" w:hAnsi="Times New Roman" w:cs="Times New Roman"/>
+          <w:lang w:val="en-ID"/>
+        </w:rPr>
+        <w:t>seperti</w:t>
+      </w:r>
+      <w:proofErr w:type="spellEnd"/>
+      <w:r>
+        <w:rPr>
+          <w:rFonts w:ascii="Times New Roman" w:hAnsi="Times New Roman" w:cs="Times New Roman"/>
+          <w:lang w:val="en-ID"/>
+        </w:rPr>
+        <w:t xml:space="preserve"> </w:t>
       </w:r>
       <w:r>
         <w:rPr>
@@ -258,7 +1675,23 @@
           <w:rFonts w:ascii="Times New Roman" w:hAnsi="Times New Roman" w:cs="Times New Roman"/>
           <w:lang w:val="en-ID"/>
         </w:rPr>
-        <w:t xml:space="preserve">, visualisasi </w:t>
+        <w:t xml:space="preserve">, </w:t>
+      </w:r>
+      <w:proofErr w:type="spellStart"/>
+      <w:r>
+        <w:rPr>
+          <w:rFonts w:ascii="Times New Roman" w:hAnsi="Times New Roman" w:cs="Times New Roman"/>
+          <w:lang w:val="en-ID"/>
+        </w:rPr>
+        <w:t>visualisasi</w:t>
+      </w:r>
+      <w:proofErr w:type="spellEnd"/>
+      <w:r>
+        <w:rPr>
+          <w:rFonts w:ascii="Times New Roman" w:hAnsi="Times New Roman" w:cs="Times New Roman"/>
+          <w:lang w:val="en-ID"/>
+        </w:rPr>
+        <w:t xml:space="preserve"> </w:t>
       </w:r>
       <w:r>
         <w:rPr>
@@ -306,11 +1739,124 @@
           <w:rFonts w:ascii="Times New Roman" w:hAnsi="Times New Roman" w:cs="Times New Roman"/>
           <w:lang w:val="en-ID"/>
         </w:rPr>
-        <w:t xml:space="preserve"> untuk keperluan pengarsipan atau analisis lebih lanjut.</w:t>
+        <w:t xml:space="preserve"> </w:t>
+      </w:r>
+      <w:proofErr w:type="spellStart"/>
+      <w:r>
+        <w:rPr>
+          <w:rFonts w:ascii="Times New Roman" w:hAnsi="Times New Roman" w:cs="Times New Roman"/>
+          <w:lang w:val="en-ID"/>
+        </w:rPr>
+        <w:t>untuk</w:t>
+      </w:r>
+      <w:proofErr w:type="spellEnd"/>
+      <w:r>
+        <w:rPr>
+          <w:rFonts w:ascii="Times New Roman" w:hAnsi="Times New Roman" w:cs="Times New Roman"/>
+          <w:lang w:val="en-ID"/>
+        </w:rPr>
+        <w:t xml:space="preserve"> </w:t>
+      </w:r>
+      <w:proofErr w:type="spellStart"/>
+      <w:r>
+        <w:rPr>
+          <w:rFonts w:ascii="Times New Roman" w:hAnsi="Times New Roman" w:cs="Times New Roman"/>
+          <w:lang w:val="en-ID"/>
+        </w:rPr>
+        <w:t>keperluan</w:t>
+      </w:r>
+      <w:proofErr w:type="spellEnd"/>
+      <w:r>
+        <w:rPr>
+          <w:rFonts w:ascii="Times New Roman" w:hAnsi="Times New Roman" w:cs="Times New Roman"/>
+          <w:lang w:val="en-ID"/>
+        </w:rPr>
+        <w:t xml:space="preserve"> </w:t>
+      </w:r>
+      <w:proofErr w:type="spellStart"/>
+      <w:r>
+        <w:rPr>
+          <w:rFonts w:ascii="Times New Roman" w:hAnsi="Times New Roman" w:cs="Times New Roman"/>
+          <w:lang w:val="en-ID"/>
+        </w:rPr>
+        <w:t>pengarsipan</w:t>
+      </w:r>
+      <w:proofErr w:type="spellEnd"/>
+      <w:r>
+        <w:rPr>
+          <w:rFonts w:ascii="Times New Roman" w:hAnsi="Times New Roman" w:cs="Times New Roman"/>
+          <w:lang w:val="en-ID"/>
+        </w:rPr>
+        <w:t xml:space="preserve"> </w:t>
+      </w:r>
+      <w:proofErr w:type="spellStart"/>
+      <w:r>
+        <w:rPr>
+          <w:rFonts w:ascii="Times New Roman" w:hAnsi="Times New Roman" w:cs="Times New Roman"/>
+          <w:lang w:val="en-ID"/>
+        </w:rPr>
+        <w:t>atau</w:t>
+      </w:r>
+      <w:proofErr w:type="spellEnd"/>
+      <w:r>
+        <w:rPr>
+          <w:rFonts w:ascii="Times New Roman" w:hAnsi="Times New Roman" w:cs="Times New Roman"/>
+          <w:lang w:val="en-ID"/>
+        </w:rPr>
+        <w:t xml:space="preserve"> </w:t>
+      </w:r>
+      <w:proofErr w:type="spellStart"/>
+      <w:r>
+        <w:rPr>
+          <w:rFonts w:ascii="Times New Roman" w:hAnsi="Times New Roman" w:cs="Times New Roman"/>
+          <w:lang w:val="en-ID"/>
+        </w:rPr>
+        <w:t>analisis</w:t>
+      </w:r>
+      <w:proofErr w:type="spellEnd"/>
+      <w:r>
+        <w:rPr>
+          <w:rFonts w:ascii="Times New Roman" w:hAnsi="Times New Roman" w:cs="Times New Roman"/>
+          <w:lang w:val="en-ID"/>
+        </w:rPr>
+        <w:t xml:space="preserve"> </w:t>
+      </w:r>
+      <w:proofErr w:type="spellStart"/>
+      <w:r>
+        <w:rPr>
+          <w:rFonts w:ascii="Times New Roman" w:hAnsi="Times New Roman" w:cs="Times New Roman"/>
+          <w:lang w:val="en-ID"/>
+        </w:rPr>
+        <w:t>lebih</w:t>
+      </w:r>
+      <w:proofErr w:type="spellEnd"/>
+      <w:r>
+        <w:rPr>
+          <w:rFonts w:ascii="Times New Roman" w:hAnsi="Times New Roman" w:cs="Times New Roman"/>
+          <w:lang w:val="en-ID"/>
+        </w:rPr>
+        <w:t xml:space="preserve"> </w:t>
+      </w:r>
+      <w:proofErr w:type="spellStart"/>
+      <w:r>
+        <w:rPr>
+          <w:rFonts w:ascii="Times New Roman" w:hAnsi="Times New Roman" w:cs="Times New Roman"/>
+          <w:lang w:val="en-ID"/>
+        </w:rPr>
+        <w:t>lanjut</w:t>
+      </w:r>
+      <w:proofErr w:type="spellEnd"/>
+      <w:r>
+        <w:rPr>
+          <w:rFonts w:ascii="Times New Roman" w:hAnsi="Times New Roman" w:cs="Times New Roman"/>
+          <w:lang w:val="en-ID"/>
+        </w:rPr>
+        <w:t>.</w:t>
       </w:r>
     </w:p>
     <w:p>
       <w:pPr>
+        <w:spacing w:line="360" w:lineRule="auto"/>
         <w:rPr>
           <w:rFonts w:ascii="Times New Roman" w:hAnsi="Times New Roman" w:cs="Times New Roman"/>
           <w:lang w:val="en-ID"/>
@@ -319,6 +1865,7 @@
     </w:p>
     <w:p>
       <w:pPr>
+        <w:spacing w:line="360" w:lineRule="auto"/>
         <w:rPr>
           <w:rFonts w:ascii="Times New Roman" w:hAnsi="Times New Roman" w:cs="Times New Roman"/>
         </w:rPr>
